--- a/docs/modelos/modelo-quadro-comparativo.docx
+++ b/docs/modelos/modelo-quadro-comparativo.docx
@@ -31,7 +31,7 @@
           <w:sz w:val="24"/>
           <w:szCs w:val="24"/>
         </w:rPr>
-        <w:t xml:space="preserve">[Proposta]: o que é hoje e o que pode vir a ser</w:t>
+        <w:t xml:space="preserve">[Proposta]: texto vigente e texto proposto, artigo por artigo</w:t>
       </w:r>
     </w:p>
     <w:p>
@@ -47,7 +47,7 @@
           <w:sz w:val="18"/>
           <w:szCs w:val="18"/>
         </w:rPr>
-        <w:t xml:space="preserve">Uma linha por dispositivo alterado. As colunas de texto reproduzem as fontes oficiais; "O que muda" e "Efeito esperado" são do autor. Apague as orientações em cinza ao preencher.</w:t>
+        <w:t xml:space="preserve">Só transcrição, sem comentário: as duas colunas reproduzem as fontes oficiais. A análise do cotejo está no parecer (nota técnica, parte 4) e no site. O pé de cada página fica livre para o carimbo do sistema (identificação, link permanente e QR). Apague as orientações em cinza ao preencher.</w:t>
       </w:r>
     </w:p>
     <w:tbl>
@@ -166,7 +166,7 @@
                 <w:sz w:val="18"/>
                 <w:szCs w:val="18"/>
               </w:rPr>
-              <w:t xml:space="preserve">Texto analisado</w:t>
+              <w:t xml:space="preserve">Texto proposto</w:t>
             </w:r>
           </w:p>
         </w:tc>
@@ -199,7 +199,7 @@
                 <w:sz w:val="18"/>
                 <w:szCs w:val="18"/>
               </w:rPr>
-              <w:t xml:space="preserve">[Versão e data]</w:t>
+              <w:t xml:space="preserve">[Versão analisada e data]</w:t>
             </w:r>
           </w:p>
         </w:tc>
@@ -235,7 +235,7 @@
                 <w:sz w:val="18"/>
                 <w:szCs w:val="18"/>
               </w:rPr>
-              <w:t xml:space="preserve">Norma vigente alterada</w:t>
+              <w:t xml:space="preserve">Texto vigente</w:t>
             </w:r>
           </w:p>
         </w:tc>
@@ -268,7 +268,7 @@
                 <w:sz w:val="18"/>
                 <w:szCs w:val="18"/>
               </w:rPr>
-              <w:t xml:space="preserve">[Lei e data]</w:t>
+              <w:t xml:space="preserve">[Lei alterada, data e versão consolidada consultada]</w:t>
             </w:r>
           </w:p>
         </w:tc>
@@ -304,7 +304,7 @@
                 <w:sz w:val="18"/>
                 <w:szCs w:val="18"/>
               </w:rPr>
-              <w:t xml:space="preserve">Autor · data</w:t>
+              <w:t xml:space="preserve">Parecer de referência</w:t>
             </w:r>
           </w:p>
         </w:tc>
@@ -331,13 +331,82 @@
             <w:r>
               <w:rPr>
                 <w:rFonts w:ascii="Arial" w:cs="Arial" w:eastAsia="Arial" w:hAnsi="Arial"/>
+                <w:i w:val="false"/>
+                <w:iCs w:val="false"/>
+                <w:color w:val="4B4B4B"/>
+                <w:sz w:val="18"/>
+                <w:szCs w:val="18"/>
+              </w:rPr>
+              <w:t xml:space="preserve">Nota técnica nº [__]/[ANO] · versão [__] · [autor]</w:t>
+            </w:r>
+          </w:p>
+        </w:tc>
+      </w:tr>
+      <w:tr>
+        <w:tc>
+          <w:tcPr>
+            <w:tcW w:type="dxa" w:w="4320"/>
+            <w:tcBorders>
+              <w:top w:val="single" w:color="D5DDD8" w:sz="4"/>
+              <w:left w:val="single" w:color="D5DDD8" w:sz="4"/>
+              <w:bottom w:val="single" w:color="D5DDD8" w:sz="4"/>
+              <w:right w:val="single" w:color="D5DDD8" w:sz="4"/>
+            </w:tcBorders>
+            <w:shd w:fill="EEF6F1" w:color="auto" w:val="clear"/>
+            <w:tcMar>
+              <w:top w:type="dxa" w:w="50"/>
+              <w:left w:type="dxa" w:w="100"/>
+              <w:bottom w:type="dxa" w:w="50"/>
+              <w:right w:type="dxa" w:w="100"/>
+            </w:tcMar>
+          </w:tcPr>
+          <w:p>
+            <w:pPr>
+              <w:spacing w:after="0"/>
+            </w:pPr>
+            <w:r>
+              <w:rPr>
+                <w:rFonts w:ascii="Arial" w:cs="Arial" w:eastAsia="Arial" w:hAnsi="Arial"/>
+                <w:b/>
+                <w:bCs/>
+                <w:color w:val="23864F"/>
+                <w:sz w:val="18"/>
+                <w:szCs w:val="18"/>
+              </w:rPr>
+              <w:t xml:space="preserve">Link permanente</w:t>
+            </w:r>
+          </w:p>
+        </w:tc>
+        <w:tc>
+          <w:tcPr>
+            <w:tcW w:type="dxa" w:w="10080"/>
+            <w:tcBorders>
+              <w:top w:val="single" w:color="D5DDD8" w:sz="4"/>
+              <w:left w:val="single" w:color="D5DDD8" w:sz="4"/>
+              <w:bottom w:val="single" w:color="D5DDD8" w:sz="4"/>
+              <w:right w:val="single" w:color="D5DDD8" w:sz="4"/>
+            </w:tcBorders>
+            <w:tcMar>
+              <w:top w:type="dxa" w:w="50"/>
+              <w:left w:type="dxa" w:w="100"/>
+              <w:bottom w:type="dxa" w:w="50"/>
+              <w:right w:type="dxa" w:w="100"/>
+            </w:tcMar>
+          </w:tcPr>
+          <w:p>
+            <w:pPr>
+              <w:spacing w:after="0"/>
+            </w:pPr>
+            <w:r>
+              <w:rPr>
+                <w:rFonts w:ascii="Arial" w:cs="Arial" w:eastAsia="Arial" w:hAnsi="Arial"/>
                 <w:i/>
                 <w:iCs/>
                 <w:color w:val="7A847E"/>
                 <w:sz w:val="18"/>
                 <w:szCs w:val="18"/>
               </w:rPr>
-              <w:t xml:space="preserve">[Nome] · [data]</w:t>
+              <w:t xml:space="preserve">[Copie do painel, quadro "Links dos PDFs". O sistema também o carimba em cada página.]</w:t>
             </w:r>
           </w:p>
         </w:tc>
@@ -367,11 +436,9 @@
         </w:tblBorders>
       </w:tblPr>
       <w:tblGrid>
-        <w:gridCol w:w="1500"/>
-        <w:gridCol w:w="4000"/>
-        <w:gridCol w:w="4000"/>
-        <w:gridCol w:w="2300"/>
-        <w:gridCol w:w="2600"/>
+        <w:gridCol w:w="1800"/>
+        <w:gridCol w:w="6300"/>
+        <w:gridCol w:w="6300"/>
       </w:tblGrid>
       <w:tr>
         <w:trPr>
@@ -379,7 +446,7 @@
         </w:trPr>
         <w:tc>
           <w:tcPr>
-            <w:tcW w:type="dxa" w:w="1500"/>
+            <w:tcW w:type="dxa" w:w="1800"/>
             <w:tcBorders>
               <w:top w:val="single" w:color="D5DDD8" w:sz="4"/>
               <w:left w:val="single" w:color="D5DDD8" w:sz="4"/>
@@ -410,7 +477,7 @@
         </w:tc>
         <w:tc>
           <w:tcPr>
-            <w:tcW w:type="dxa" w:w="4000"/>
+            <w:tcW w:type="dxa" w:w="6300"/>
             <w:tcBorders>
               <w:top w:val="single" w:color="D5DDD8" w:sz="4"/>
               <w:left w:val="single" w:color="D5DDD8" w:sz="4"/>
@@ -441,7 +508,7 @@
         </w:tc>
         <w:tc>
           <w:tcPr>
-            <w:tcW w:type="dxa" w:w="4000"/>
+            <w:tcW w:type="dxa" w:w="6300"/>
             <w:tcBorders>
               <w:top w:val="single" w:color="D5DDD8" w:sz="4"/>
               <w:left w:val="single" w:color="D5DDD8" w:sz="4"/>
@@ -467,68 +534,6 @@
                 <w:szCs w:val="18"/>
               </w:rPr>
               <w:t xml:space="preserve">Texto proposto</w:t>
-            </w:r>
-          </w:p>
-        </w:tc>
-        <w:tc>
-          <w:tcPr>
-            <w:tcW w:type="dxa" w:w="2300"/>
-            <w:tcBorders>
-              <w:top w:val="single" w:color="D5DDD8" w:sz="4"/>
-              <w:left w:val="single" w:color="D5DDD8" w:sz="4"/>
-              <w:bottom w:val="single" w:color="D5DDD8" w:sz="4"/>
-              <w:right w:val="single" w:color="D5DDD8" w:sz="4"/>
-            </w:tcBorders>
-            <w:shd w:fill="EEF6F1" w:color="auto" w:val="clear"/>
-            <w:tcMar>
-              <w:top w:type="dxa" w:w="60"/>
-              <w:left w:type="dxa" w:w="100"/>
-              <w:bottom w:type="dxa" w:w="60"/>
-              <w:right w:type="dxa" w:w="100"/>
-            </w:tcMar>
-          </w:tcPr>
-          <w:p>
-            <w:r>
-              <w:rPr>
-                <w:rFonts w:ascii="Arial" w:cs="Arial" w:eastAsia="Arial" w:hAnsi="Arial"/>
-                <w:b/>
-                <w:bCs/>
-                <w:color w:val="23864F"/>
-                <w:sz w:val="18"/>
-                <w:szCs w:val="18"/>
-              </w:rPr>
-              <w:t xml:space="preserve">O que muda</w:t>
-            </w:r>
-          </w:p>
-        </w:tc>
-        <w:tc>
-          <w:tcPr>
-            <w:tcW w:type="dxa" w:w="2600"/>
-            <w:tcBorders>
-              <w:top w:val="single" w:color="D5DDD8" w:sz="4"/>
-              <w:left w:val="single" w:color="D5DDD8" w:sz="4"/>
-              <w:bottom w:val="single" w:color="D5DDD8" w:sz="4"/>
-              <w:right w:val="single" w:color="D5DDD8" w:sz="4"/>
-            </w:tcBorders>
-            <w:shd w:fill="EEF6F1" w:color="auto" w:val="clear"/>
-            <w:tcMar>
-              <w:top w:type="dxa" w:w="60"/>
-              <w:left w:type="dxa" w:w="100"/>
-              <w:bottom w:type="dxa" w:w="60"/>
-              <w:right w:type="dxa" w:w="100"/>
-            </w:tcMar>
-          </w:tcPr>
-          <w:p>
-            <w:r>
-              <w:rPr>
-                <w:rFonts w:ascii="Arial" w:cs="Arial" w:eastAsia="Arial" w:hAnsi="Arial"/>
-                <w:b/>
-                <w:bCs/>
-                <w:color w:val="23864F"/>
-                <w:sz w:val="18"/>
-                <w:szCs w:val="18"/>
-              </w:rPr>
-              <w:t xml:space="preserve">Efeito esperado</w:t>
             </w:r>
           </w:p>
         </w:tc>
@@ -539,7 +544,7 @@
         </w:trPr>
         <w:tc>
           <w:tcPr>
-            <w:tcW w:type="dxa" w:w="1500"/>
+            <w:tcW w:type="dxa" w:w="1800"/>
             <w:tcBorders>
               <w:top w:val="single" w:color="D5DDD8" w:sz="4"/>
               <w:left w:val="single" w:color="D5DDD8" w:sz="4"/>
@@ -569,7 +574,7 @@
         </w:tc>
         <w:tc>
           <w:tcPr>
-            <w:tcW w:type="dxa" w:w="4000"/>
+            <w:tcW w:type="dxa" w:w="6300"/>
             <w:tcBorders>
               <w:top w:val="single" w:color="D5DDD8" w:sz="4"/>
               <w:left w:val="single" w:color="D5DDD8" w:sz="4"/>
@@ -599,7 +604,7 @@
         </w:tc>
         <w:tc>
           <w:tcPr>
-            <w:tcW w:type="dxa" w:w="4000"/>
+            <w:tcW w:type="dxa" w:w="6300"/>
             <w:tcBorders>
               <w:top w:val="single" w:color="D5DDD8" w:sz="4"/>
               <w:left w:val="single" w:color="D5DDD8" w:sz="4"/>
@@ -624,66 +629,6 @@
                 <w:szCs w:val="18"/>
               </w:rPr>
               <w:t xml:space="preserve">[Redação proposta, como no texto analisado]</w:t>
-            </w:r>
-          </w:p>
-        </w:tc>
-        <w:tc>
-          <w:tcPr>
-            <w:tcW w:type="dxa" w:w="2300"/>
-            <w:tcBorders>
-              <w:top w:val="single" w:color="D5DDD8" w:sz="4"/>
-              <w:left w:val="single" w:color="D5DDD8" w:sz="4"/>
-              <w:bottom w:val="single" w:color="D5DDD8" w:sz="4"/>
-              <w:right w:val="single" w:color="D5DDD8" w:sz="4"/>
-            </w:tcBorders>
-            <w:tcMar>
-              <w:top w:type="dxa" w:w="60"/>
-              <w:left w:type="dxa" w:w="100"/>
-              <w:bottom w:type="dxa" w:w="60"/>
-              <w:right w:type="dxa" w:w="100"/>
-            </w:tcMar>
-          </w:tcPr>
-          <w:p>
-            <w:r>
-              <w:rPr>
-                <w:rFonts w:ascii="Arial" w:cs="Arial" w:eastAsia="Arial" w:hAnsi="Arial"/>
-                <w:i/>
-                <w:iCs/>
-                <w:color w:val="7A847E"/>
-                <w:sz w:val="18"/>
-                <w:szCs w:val="18"/>
-              </w:rPr>
-              <w:t xml:space="preserve">[1 linha]</w:t>
-            </w:r>
-          </w:p>
-        </w:tc>
-        <w:tc>
-          <w:tcPr>
-            <w:tcW w:type="dxa" w:w="2600"/>
-            <w:tcBorders>
-              <w:top w:val="single" w:color="D5DDD8" w:sz="4"/>
-              <w:left w:val="single" w:color="D5DDD8" w:sz="4"/>
-              <w:bottom w:val="single" w:color="D5DDD8" w:sz="4"/>
-              <w:right w:val="single" w:color="D5DDD8" w:sz="4"/>
-            </w:tcBorders>
-            <w:tcMar>
-              <w:top w:type="dxa" w:w="60"/>
-              <w:left w:type="dxa" w:w="100"/>
-              <w:bottom w:type="dxa" w:w="60"/>
-              <w:right w:type="dxa" w:w="100"/>
-            </w:tcMar>
-          </w:tcPr>
-          <w:p>
-            <w:r>
-              <w:rPr>
-                <w:rFonts w:ascii="Arial" w:cs="Arial" w:eastAsia="Arial" w:hAnsi="Arial"/>
-                <w:i/>
-                <w:iCs/>
-                <w:color w:val="7A847E"/>
-                <w:sz w:val="18"/>
-                <w:szCs w:val="18"/>
-              </w:rPr>
-              <w:t xml:space="preserve">[↑ ↓ = e 1 linha]</w:t>
             </w:r>
           </w:p>
         </w:tc>
@@ -694,7 +639,7 @@
         </w:trPr>
         <w:tc>
           <w:tcPr>
-            <w:tcW w:type="dxa" w:w="1500"/>
+            <w:tcW w:type="dxa" w:w="1800"/>
             <w:tcBorders>
               <w:top w:val="single" w:color="D5DDD8" w:sz="4"/>
               <w:left w:val="single" w:color="D5DDD8" w:sz="4"/>
@@ -724,7 +669,7 @@
         </w:tc>
         <w:tc>
           <w:tcPr>
-            <w:tcW w:type="dxa" w:w="4000"/>
+            <w:tcW w:type="dxa" w:w="6300"/>
             <w:tcBorders>
               <w:top w:val="single" w:color="D5DDD8" w:sz="4"/>
               <w:left w:val="single" w:color="D5DDD8" w:sz="4"/>
@@ -754,7 +699,7 @@
         </w:tc>
         <w:tc>
           <w:tcPr>
-            <w:tcW w:type="dxa" w:w="4000"/>
+            <w:tcW w:type="dxa" w:w="6300"/>
             <w:tcBorders>
               <w:top w:val="single" w:color="D5DDD8" w:sz="4"/>
               <w:left w:val="single" w:color="D5DDD8" w:sz="4"/>
@@ -779,66 +724,6 @@
                 <w:szCs w:val="18"/>
               </w:rPr>
               <w:t xml:space="preserve">[Redação proposta]</w:t>
-            </w:r>
-          </w:p>
-        </w:tc>
-        <w:tc>
-          <w:tcPr>
-            <w:tcW w:type="dxa" w:w="2300"/>
-            <w:tcBorders>
-              <w:top w:val="single" w:color="D5DDD8" w:sz="4"/>
-              <w:left w:val="single" w:color="D5DDD8" w:sz="4"/>
-              <w:bottom w:val="single" w:color="D5DDD8" w:sz="4"/>
-              <w:right w:val="single" w:color="D5DDD8" w:sz="4"/>
-            </w:tcBorders>
-            <w:tcMar>
-              <w:top w:type="dxa" w:w="60"/>
-              <w:left w:type="dxa" w:w="100"/>
-              <w:bottom w:type="dxa" w:w="60"/>
-              <w:right w:type="dxa" w:w="100"/>
-            </w:tcMar>
-          </w:tcPr>
-          <w:p>
-            <w:r>
-              <w:rPr>
-                <w:rFonts w:ascii="Arial" w:cs="Arial" w:eastAsia="Arial" w:hAnsi="Arial"/>
-                <w:i/>
-                <w:iCs/>
-                <w:color w:val="7A847E"/>
-                <w:sz w:val="18"/>
-                <w:szCs w:val="18"/>
-              </w:rPr>
-              <w:t xml:space="preserve">[1 linha]</w:t>
-            </w:r>
-          </w:p>
-        </w:tc>
-        <w:tc>
-          <w:tcPr>
-            <w:tcW w:type="dxa" w:w="2600"/>
-            <w:tcBorders>
-              <w:top w:val="single" w:color="D5DDD8" w:sz="4"/>
-              <w:left w:val="single" w:color="D5DDD8" w:sz="4"/>
-              <w:bottom w:val="single" w:color="D5DDD8" w:sz="4"/>
-              <w:right w:val="single" w:color="D5DDD8" w:sz="4"/>
-            </w:tcBorders>
-            <w:tcMar>
-              <w:top w:type="dxa" w:w="60"/>
-              <w:left w:type="dxa" w:w="100"/>
-              <w:bottom w:type="dxa" w:w="60"/>
-              <w:right w:type="dxa" w:w="100"/>
-            </w:tcMar>
-          </w:tcPr>
-          <w:p>
-            <w:r>
-              <w:rPr>
-                <w:rFonts w:ascii="Arial" w:cs="Arial" w:eastAsia="Arial" w:hAnsi="Arial"/>
-                <w:i/>
-                <w:iCs/>
-                <w:color w:val="7A847E"/>
-                <w:sz w:val="18"/>
-                <w:szCs w:val="18"/>
-              </w:rPr>
-              <w:t xml:space="preserve">[↑ ↓ = e 1 linha]</w:t>
             </w:r>
           </w:p>
         </w:tc>
@@ -849,7 +734,7 @@
         </w:trPr>
         <w:tc>
           <w:tcPr>
-            <w:tcW w:type="dxa" w:w="1500"/>
+            <w:tcW w:type="dxa" w:w="1800"/>
             <w:tcBorders>
               <w:top w:val="single" w:color="D5DDD8" w:sz="4"/>
               <w:left w:val="single" w:color="D5DDD8" w:sz="4"/>
@@ -879,7 +764,7 @@
         </w:tc>
         <w:tc>
           <w:tcPr>
-            <w:tcW w:type="dxa" w:w="4000"/>
+            <w:tcW w:type="dxa" w:w="6300"/>
             <w:tcBorders>
               <w:top w:val="single" w:color="D5DDD8" w:sz="4"/>
               <w:left w:val="single" w:color="D5DDD8" w:sz="4"/>
@@ -909,7 +794,7 @@
         </w:tc>
         <w:tc>
           <w:tcPr>
-            <w:tcW w:type="dxa" w:w="4000"/>
+            <w:tcW w:type="dxa" w:w="6300"/>
             <w:tcBorders>
               <w:top w:val="single" w:color="D5DDD8" w:sz="4"/>
               <w:left w:val="single" w:color="D5DDD8" w:sz="4"/>
@@ -937,91 +822,8 @@
             </w:r>
           </w:p>
         </w:tc>
-        <w:tc>
-          <w:tcPr>
-            <w:tcW w:type="dxa" w:w="2300"/>
-            <w:tcBorders>
-              <w:top w:val="single" w:color="D5DDD8" w:sz="4"/>
-              <w:left w:val="single" w:color="D5DDD8" w:sz="4"/>
-              <w:bottom w:val="single" w:color="D5DDD8" w:sz="4"/>
-              <w:right w:val="single" w:color="D5DDD8" w:sz="4"/>
-            </w:tcBorders>
-            <w:tcMar>
-              <w:top w:type="dxa" w:w="60"/>
-              <w:left w:type="dxa" w:w="100"/>
-              <w:bottom w:type="dxa" w:w="60"/>
-              <w:right w:type="dxa" w:w="100"/>
-            </w:tcMar>
-          </w:tcPr>
-          <w:p>
-            <w:r>
-              <w:rPr>
-                <w:rFonts w:ascii="Arial" w:cs="Arial" w:eastAsia="Arial" w:hAnsi="Arial"/>
-                <w:i/>
-                <w:iCs/>
-                <w:color w:val="7A847E"/>
-                <w:sz w:val="18"/>
-                <w:szCs w:val="18"/>
-              </w:rPr>
-              <w:t xml:space="preserve">[1 linha]</w:t>
-            </w:r>
-          </w:p>
-        </w:tc>
-        <w:tc>
-          <w:tcPr>
-            <w:tcW w:type="dxa" w:w="2600"/>
-            <w:tcBorders>
-              <w:top w:val="single" w:color="D5DDD8" w:sz="4"/>
-              <w:left w:val="single" w:color="D5DDD8" w:sz="4"/>
-              <w:bottom w:val="single" w:color="D5DDD8" w:sz="4"/>
-              <w:right w:val="single" w:color="D5DDD8" w:sz="4"/>
-            </w:tcBorders>
-            <w:tcMar>
-              <w:top w:type="dxa" w:w="60"/>
-              <w:left w:type="dxa" w:w="100"/>
-              <w:bottom w:type="dxa" w:w="60"/>
-              <w:right w:type="dxa" w:w="100"/>
-            </w:tcMar>
-          </w:tcPr>
-          <w:p>
-            <w:r>
-              <w:rPr>
-                <w:rFonts w:ascii="Arial" w:cs="Arial" w:eastAsia="Arial" w:hAnsi="Arial"/>
-                <w:i/>
-                <w:iCs/>
-                <w:color w:val="7A847E"/>
-                <w:sz w:val="18"/>
-                <w:szCs w:val="18"/>
-              </w:rPr>
-              <w:t xml:space="preserve">[↑ ↓ = e 1 linha]</w:t>
-            </w:r>
-          </w:p>
-        </w:tc>
       </w:tr>
     </w:tbl>
-    <w:p>
-      <w:pPr>
-        <w:spacing w:before="120"/>
-      </w:pPr>
-      <w:r>
-        <w:rPr>
-          <w:rFonts w:ascii="Arial" w:cs="Arial" w:eastAsia="Arial" w:hAnsi="Arial"/>
-          <w:b/>
-          <w:bCs/>
-          <w:sz w:val="18"/>
-          <w:szCs w:val="18"/>
-        </w:rPr>
-        <w:t xml:space="preserve">Legenda do efeito esperado: </w:t>
-      </w:r>
-      <w:r>
-        <w:rPr>
-          <w:rFonts w:ascii="Arial" w:cs="Arial" w:eastAsia="Arial" w:hAnsi="Arial"/>
-          <w:sz w:val="18"/>
-          <w:szCs w:val="18"/>
-        </w:rPr>
-        <w:t xml:space="preserve">↑ amplia a proteção ambiental · ↓ reduz a proteção ambiental · = sem efeito relevante sobre a proteção.</w:t>
-      </w:r>
-    </w:p>
     <w:p>
       <w:pPr>
         <w:pStyle w:val="Heading1"/>
@@ -1055,9 +857,8 @@
         </w:tblBorders>
       </w:tblPr>
       <w:tblGrid>
-        <w:gridCol w:w="1500"/>
-        <w:gridCol w:w="8300"/>
-        <w:gridCol w:w="4600"/>
+        <w:gridCol w:w="1800"/>
+        <w:gridCol w:w="12600"/>
       </w:tblGrid>
       <w:tr>
         <w:trPr>
@@ -1065,7 +866,7 @@
         </w:trPr>
         <w:tc>
           <w:tcPr>
-            <w:tcW w:type="dxa" w:w="1500"/>
+            <w:tcW w:type="dxa" w:w="1800"/>
             <w:tcBorders>
               <w:top w:val="single" w:color="D5DDD8" w:sz="4"/>
               <w:left w:val="single" w:color="D5DDD8" w:sz="4"/>
@@ -1096,7 +897,7 @@
         </w:tc>
         <w:tc>
           <w:tcPr>
-            <w:tcW w:type="dxa" w:w="8300"/>
+            <w:tcW w:type="dxa" w:w="12600"/>
             <w:tcBorders>
               <w:top w:val="single" w:color="D5DDD8" w:sz="4"/>
               <w:left w:val="single" w:color="D5DDD8" w:sz="4"/>
@@ -1122,37 +923,6 @@
                 <w:szCs w:val="18"/>
               </w:rPr>
               <w:t xml:space="preserve">Texto proposto</w:t>
-            </w:r>
-          </w:p>
-        </w:tc>
-        <w:tc>
-          <w:tcPr>
-            <w:tcW w:type="dxa" w:w="4600"/>
-            <w:tcBorders>
-              <w:top w:val="single" w:color="D5DDD8" w:sz="4"/>
-              <w:left w:val="single" w:color="D5DDD8" w:sz="4"/>
-              <w:bottom w:val="single" w:color="D5DDD8" w:sz="4"/>
-              <w:right w:val="single" w:color="D5DDD8" w:sz="4"/>
-            </w:tcBorders>
-            <w:shd w:fill="EEF6F1" w:color="auto" w:val="clear"/>
-            <w:tcMar>
-              <w:top w:type="dxa" w:w="60"/>
-              <w:left w:type="dxa" w:w="100"/>
-              <w:bottom w:type="dxa" w:w="60"/>
-              <w:right w:type="dxa" w:w="100"/>
-            </w:tcMar>
-          </w:tcPr>
-          <w:p>
-            <w:r>
-              <w:rPr>
-                <w:rFonts w:ascii="Arial" w:cs="Arial" w:eastAsia="Arial" w:hAnsi="Arial"/>
-                <w:b/>
-                <w:bCs/>
-                <w:color w:val="23864F"/>
-                <w:sz w:val="18"/>
-                <w:szCs w:val="18"/>
-              </w:rPr>
-              <w:t xml:space="preserve">O que cria</w:t>
             </w:r>
           </w:p>
         </w:tc>
@@ -1163,7 +933,7 @@
         </w:trPr>
         <w:tc>
           <w:tcPr>
-            <w:tcW w:type="dxa" w:w="1500"/>
+            <w:tcW w:type="dxa" w:w="1800"/>
             <w:tcBorders>
               <w:top w:val="single" w:color="D5DDD8" w:sz="4"/>
               <w:left w:val="single" w:color="D5DDD8" w:sz="4"/>
@@ -1193,7 +963,7 @@
         </w:tc>
         <w:tc>
           <w:tcPr>
-            <w:tcW w:type="dxa" w:w="8300"/>
+            <w:tcW w:type="dxa" w:w="12600"/>
             <w:tcBorders>
               <w:top w:val="single" w:color="D5DDD8" w:sz="4"/>
               <w:left w:val="single" w:color="D5DDD8" w:sz="4"/>
@@ -1218,36 +988,6 @@
                 <w:szCs w:val="18"/>
               </w:rPr>
               <w:t xml:space="preserve">[Redação]</w:t>
-            </w:r>
-          </w:p>
-        </w:tc>
-        <w:tc>
-          <w:tcPr>
-            <w:tcW w:type="dxa" w:w="4600"/>
-            <w:tcBorders>
-              <w:top w:val="single" w:color="D5DDD8" w:sz="4"/>
-              <w:left w:val="single" w:color="D5DDD8" w:sz="4"/>
-              <w:bottom w:val="single" w:color="D5DDD8" w:sz="4"/>
-              <w:right w:val="single" w:color="D5DDD8" w:sz="4"/>
-            </w:tcBorders>
-            <w:tcMar>
-              <w:top w:type="dxa" w:w="60"/>
-              <w:left w:type="dxa" w:w="100"/>
-              <w:bottom w:type="dxa" w:w="60"/>
-              <w:right w:type="dxa" w:w="100"/>
-            </w:tcMar>
-          </w:tcPr>
-          <w:p>
-            <w:r>
-              <w:rPr>
-                <w:rFonts w:ascii="Arial" w:cs="Arial" w:eastAsia="Arial" w:hAnsi="Arial"/>
-                <w:i/>
-                <w:iCs/>
-                <w:color w:val="7A847E"/>
-                <w:sz w:val="18"/>
-                <w:szCs w:val="18"/>
-              </w:rPr>
-              <w:t xml:space="preserve">[1 linha]</w:t>
             </w:r>
           </w:p>
         </w:tc>
@@ -1286,9 +1026,8 @@
         </w:tblBorders>
       </w:tblPr>
       <w:tblGrid>
-        <w:gridCol w:w="1500"/>
-        <w:gridCol w:w="8300"/>
-        <w:gridCol w:w="4600"/>
+        <w:gridCol w:w="1800"/>
+        <w:gridCol w:w="12600"/>
       </w:tblGrid>
       <w:tr>
         <w:trPr>
@@ -1296,7 +1035,7 @@
         </w:trPr>
         <w:tc>
           <w:tcPr>
-            <w:tcW w:type="dxa" w:w="1500"/>
+            <w:tcW w:type="dxa" w:w="1800"/>
             <w:tcBorders>
               <w:top w:val="single" w:color="D5DDD8" w:sz="4"/>
               <w:left w:val="single" w:color="D5DDD8" w:sz="4"/>
@@ -1327,7 +1066,7 @@
         </w:tc>
         <w:tc>
           <w:tcPr>
-            <w:tcW w:type="dxa" w:w="8300"/>
+            <w:tcW w:type="dxa" w:w="12600"/>
             <w:tcBorders>
               <w:top w:val="single" w:color="D5DDD8" w:sz="4"/>
               <w:left w:val="single" w:color="D5DDD8" w:sz="4"/>
@@ -1353,37 +1092,6 @@
                 <w:szCs w:val="18"/>
               </w:rPr>
               <w:t xml:space="preserve">Texto que deixa de valer</w:t>
-            </w:r>
-          </w:p>
-        </w:tc>
-        <w:tc>
-          <w:tcPr>
-            <w:tcW w:type="dxa" w:w="4600"/>
-            <w:tcBorders>
-              <w:top w:val="single" w:color="D5DDD8" w:sz="4"/>
-              <w:left w:val="single" w:color="D5DDD8" w:sz="4"/>
-              <w:bottom w:val="single" w:color="D5DDD8" w:sz="4"/>
-              <w:right w:val="single" w:color="D5DDD8" w:sz="4"/>
-            </w:tcBorders>
-            <w:shd w:fill="EEF6F1" w:color="auto" w:val="clear"/>
-            <w:tcMar>
-              <w:top w:type="dxa" w:w="60"/>
-              <w:left w:type="dxa" w:w="100"/>
-              <w:bottom w:type="dxa" w:w="60"/>
-              <w:right w:type="dxa" w:w="100"/>
-            </w:tcMar>
-          </w:tcPr>
-          <w:p>
-            <w:r>
-              <w:rPr>
-                <w:rFonts w:ascii="Arial" w:cs="Arial" w:eastAsia="Arial" w:hAnsi="Arial"/>
-                <w:b/>
-                <w:bCs/>
-                <w:color w:val="23864F"/>
-                <w:sz w:val="18"/>
-                <w:szCs w:val="18"/>
-              </w:rPr>
-              <w:t xml:space="preserve">O que se perde</w:t>
             </w:r>
           </w:p>
         </w:tc>
@@ -1394,7 +1102,7 @@
         </w:trPr>
         <w:tc>
           <w:tcPr>
-            <w:tcW w:type="dxa" w:w="1500"/>
+            <w:tcW w:type="dxa" w:w="1800"/>
             <w:tcBorders>
               <w:top w:val="single" w:color="D5DDD8" w:sz="4"/>
               <w:left w:val="single" w:color="D5DDD8" w:sz="4"/>
@@ -1424,7 +1132,7 @@
         </w:tc>
         <w:tc>
           <w:tcPr>
-            <w:tcW w:type="dxa" w:w="8300"/>
+            <w:tcW w:type="dxa" w:w="12600"/>
             <w:tcBorders>
               <w:top w:val="single" w:color="D5DDD8" w:sz="4"/>
               <w:left w:val="single" w:color="D5DDD8" w:sz="4"/>
@@ -1449,36 +1157,6 @@
                 <w:szCs w:val="18"/>
               </w:rPr>
               <w:t xml:space="preserve">[Redação atual]</w:t>
-            </w:r>
-          </w:p>
-        </w:tc>
-        <w:tc>
-          <w:tcPr>
-            <w:tcW w:type="dxa" w:w="4600"/>
-            <w:tcBorders>
-              <w:top w:val="single" w:color="D5DDD8" w:sz="4"/>
-              <w:left w:val="single" w:color="D5DDD8" w:sz="4"/>
-              <w:bottom w:val="single" w:color="D5DDD8" w:sz="4"/>
-              <w:right w:val="single" w:color="D5DDD8" w:sz="4"/>
-            </w:tcBorders>
-            <w:tcMar>
-              <w:top w:type="dxa" w:w="60"/>
-              <w:left w:type="dxa" w:w="100"/>
-              <w:bottom w:type="dxa" w:w="60"/>
-              <w:right w:type="dxa" w:w="100"/>
-            </w:tcMar>
-          </w:tcPr>
-          <w:p>
-            <w:r>
-              <w:rPr>
-                <w:rFonts w:ascii="Arial" w:cs="Arial" w:eastAsia="Arial" w:hAnsi="Arial"/>
-                <w:i/>
-                <w:iCs/>
-                <w:color w:val="7A847E"/>
-                <w:sz w:val="18"/>
-                <w:szCs w:val="18"/>
-              </w:rPr>
-              <w:t xml:space="preserve">[1 linha]</w:t>
             </w:r>
           </w:p>
         </w:tc>
@@ -1560,7 +1238,7 @@
       <w:headerReference w:type="default" r:id="rId7"/>
       <w:footerReference w:type="default" r:id="rId8"/>
       <w:pgSz w:w="16838" w:h="11906" w:orient="landscape"/>
-      <w:pgMar w:top="1100" w:right="1219" w:bottom="1000" w:left="1219" w:header="708" w:footer="708" w:gutter="0"/>
+      <w:pgMar w:top="1100" w:right="1219" w:bottom="1650" w:left="1219" w:header="708" w:footer="1150" w:gutter="0"/>
       <w:pgNumType/>
       <w:docGrid w:linePitch="360"/>
     </w:sectPr>

--- a/docs/modelos/modelo-quadro-comparativo.docx
+++ b/docs/modelos/modelo-quadro-comparativo.docx
@@ -31,7 +31,7 @@
           <w:sz w:val="24"/>
           <w:szCs w:val="24"/>
         </w:rPr>
-        <w:t xml:space="preserve">[Proposta]: texto vigente e texto proposto, artigo por artigo</w:t>
+        <w:t xml:space="preserve">[Proposta]: cotejo dos textos, testagem das hipóteses e comparação de potencialidades</w:t>
       </w:r>
     </w:p>
     <w:p>
@@ -47,7 +47,7 @@
           <w:sz w:val="18"/>
           <w:szCs w:val="18"/>
         </w:rPr>
-        <w:t xml:space="preserve">Só transcrição, sem comentário: as duas colunas reproduzem as fontes oficiais. A análise do cotejo está no parecer (nota técnica, parte 4) e no site. O pé de cada página fica livre para o carimbo do sistema (identificação, link permanente e QR). Apague as orientações em cinza ao preencher.</w:t>
+        <w:t xml:space="preserve">Três partes, sempre nesta ordem: A. cotejo literal dos textos (sem comentário); B. testagem das hipóteses da nota técnica (parte 6); C. comparação de potencialidades entre os cenários, com gráficos. Os números vêm da planilha de hipóteses e gráficos. O pé de cada página fica livre para o carimbo do sistema (identificação, link permanente e QR). Apague as orientações em cinza ao preencher.</w:t>
       </w:r>
     </w:p>
     <w:tbl>
@@ -414,13 +414,38 @@
     </w:tbl>
     <w:p>
       <w:pPr>
-        <w:spacing w:after="120"/>
+        <w:pStyle w:val="Heading1"/>
+        <w:pBdr>
+          <w:bottom w:val="single" w:color="D5DDD8" w:sz="4" w:space="2"/>
+        </w:pBdr>
+        <w:spacing w:after="80" w:before="220"/>
       </w:pPr>
       <w:r>
         <w:rPr>
           <w:rFonts w:ascii="Arial" w:cs="Arial" w:eastAsia="Arial" w:hAnsi="Arial"/>
+          <w:b/>
+          <w:bCs/>
+          <w:color w:val="23864F"/>
+          <w:sz w:val="24"/>
+          <w:szCs w:val="24"/>
         </w:rPr>
-        <w:t xml:space="preserve"/>
+        <w:t xml:space="preserve">A. Cotejo dos textos</w:t>
+      </w:r>
+    </w:p>
+    <w:p>
+      <w:pPr>
+        <w:spacing w:after="60"/>
+      </w:pPr>
+      <w:r>
+        <w:rPr>
+          <w:rFonts w:ascii="Arial" w:cs="Arial" w:eastAsia="Arial" w:hAnsi="Arial"/>
+          <w:i/>
+          <w:iCs/>
+          <w:color w:val="7A847E"/>
+          <w:sz w:val="18"/>
+          <w:szCs w:val="18"/>
+        </w:rPr>
+        <w:t xml:space="preserve">Só transcrição: as colunas reproduzem as fontes oficiais, sem comentário. A leitura do cotejo está na nota técnica (parte 4) e no site.</w:t>
       </w:r>
     </w:p>
     <w:tbl>
@@ -826,20 +851,17 @@
     </w:tbl>
     <w:p>
       <w:pPr>
-        <w:pStyle w:val="Heading1"/>
-        <w:pBdr>
-          <w:bottom w:val="single" w:color="D5DDD8" w:sz="4" w:space="2"/>
-        </w:pBdr>
-        <w:spacing w:after="80" w:before="220"/>
+        <w:pStyle w:val="Heading2"/>
+        <w:spacing w:after="40" w:before="120"/>
       </w:pPr>
       <w:r>
         <w:rPr>
           <w:rFonts w:ascii="Arial" w:cs="Arial" w:eastAsia="Arial" w:hAnsi="Arial"/>
           <w:b/>
           <w:bCs/>
-          <w:color w:val="23864F"/>
-          <w:sz w:val="24"/>
-          <w:szCs w:val="24"/>
+          <w:color w:val="4B4B4B"/>
+          <w:sz w:val="21"/>
+          <w:szCs w:val="21"/>
         </w:rPr>
         <w:t xml:space="preserve">Dispositivos novos (sem correspondente na lei atual)</w:t>
       </w:r>
@@ -995,20 +1017,17 @@
     </w:tbl>
     <w:p>
       <w:pPr>
-        <w:pStyle w:val="Heading1"/>
-        <w:pBdr>
-          <w:bottom w:val="single" w:color="D5DDD8" w:sz="4" w:space="2"/>
-        </w:pBdr>
-        <w:spacing w:after="80" w:before="220"/>
+        <w:pStyle w:val="Heading2"/>
+        <w:spacing w:after="40" w:before="120"/>
       </w:pPr>
       <w:r>
         <w:rPr>
           <w:rFonts w:ascii="Arial" w:cs="Arial" w:eastAsia="Arial" w:hAnsi="Arial"/>
           <w:b/>
           <w:bCs/>
-          <w:color w:val="23864F"/>
-          <w:sz w:val="24"/>
-          <w:szCs w:val="24"/>
+          <w:color w:val="4B4B4B"/>
+          <w:sz w:val="21"/>
+          <w:szCs w:val="21"/>
         </w:rPr>
         <w:t xml:space="preserve">Dispositivos revogados</w:t>
       </w:r>
@@ -1162,6 +1181,2661 @@
         </w:tc>
       </w:tr>
     </w:tbl>
+    <w:p>
+      <w:r>
+        <w:br w:type="page"/>
+      </w:r>
+    </w:p>
+    <w:p>
+      <w:pPr>
+        <w:pStyle w:val="Heading1"/>
+        <w:pBdr>
+          <w:bottom w:val="single" w:color="D5DDD8" w:sz="4" w:space="2"/>
+        </w:pBdr>
+        <w:spacing w:after="80" w:before="220"/>
+      </w:pPr>
+      <w:r>
+        <w:rPr>
+          <w:rFonts w:ascii="Arial" w:cs="Arial" w:eastAsia="Arial" w:hAnsi="Arial"/>
+          <w:b/>
+          <w:bCs/>
+          <w:color w:val="23864F"/>
+          <w:sz w:val="24"/>
+          <w:szCs w:val="24"/>
+        </w:rPr>
+        <w:t xml:space="preserve">B. Testagem das hipóteses</w:t>
+      </w:r>
+    </w:p>
+    <w:p>
+      <w:pPr>
+        <w:spacing w:after="60"/>
+      </w:pPr>
+      <w:r>
+        <w:rPr>
+          <w:rFonts w:ascii="Arial" w:cs="Arial" w:eastAsia="Arial" w:hAnsi="Arial"/>
+          <w:i/>
+          <w:iCs/>
+          <w:color w:val="7A847E"/>
+          <w:sz w:val="18"/>
+          <w:szCs w:val="18"/>
+        </w:rPr>
+        <w:t xml:space="preserve">Uma linha por hipótese da nota técnica (parte 6), com o limiar fixado antes de ver o resultado. A planilha sugere o resultado pelo critério; o resultado que vale é o do autor.</w:t>
+      </w:r>
+    </w:p>
+    <w:tbl>
+      <w:tblPr>
+        <w:tblW w:type="dxa" w:w="14400"/>
+        <w:tblBorders>
+          <w:top w:val="single" w:color="auto" w:sz="4"/>
+          <w:left w:val="single" w:color="auto" w:sz="4"/>
+          <w:bottom w:val="single" w:color="auto" w:sz="4"/>
+          <w:right w:val="single" w:color="auto" w:sz="4"/>
+          <w:insideH w:val="single" w:color="auto" w:sz="4"/>
+          <w:insideV w:val="single" w:color="auto" w:sz="4"/>
+        </w:tblBorders>
+      </w:tblPr>
+      <w:tblGrid>
+        <w:gridCol w:w="700"/>
+        <w:gridCol w:w="3300"/>
+        <w:gridCol w:w="2300"/>
+        <w:gridCol w:w="1500"/>
+        <w:gridCol w:w="1300"/>
+        <w:gridCol w:w="1500"/>
+        <w:gridCol w:w="1200"/>
+        <w:gridCol w:w="2600"/>
+      </w:tblGrid>
+      <w:tr>
+        <w:trPr>
+          <w:tblHeader/>
+        </w:trPr>
+        <w:tc>
+          <w:tcPr>
+            <w:tcW w:type="dxa" w:w="700"/>
+            <w:tcBorders>
+              <w:top w:val="single" w:color="D5DDD8" w:sz="4"/>
+              <w:left w:val="single" w:color="D5DDD8" w:sz="4"/>
+              <w:bottom w:val="single" w:color="D5DDD8" w:sz="4"/>
+              <w:right w:val="single" w:color="D5DDD8" w:sz="4"/>
+            </w:tcBorders>
+            <w:shd w:fill="EEF6F1" w:color="auto" w:val="clear"/>
+            <w:tcMar>
+              <w:top w:type="dxa" w:w="60"/>
+              <w:left w:type="dxa" w:w="100"/>
+              <w:bottom w:type="dxa" w:w="60"/>
+              <w:right w:type="dxa" w:w="100"/>
+            </w:tcMar>
+          </w:tcPr>
+          <w:p>
+            <w:r>
+              <w:rPr>
+                <w:rFonts w:ascii="Arial" w:cs="Arial" w:eastAsia="Arial" w:hAnsi="Arial"/>
+                <w:b/>
+                <w:bCs/>
+                <w:color w:val="23864F"/>
+                <w:sz w:val="18"/>
+                <w:szCs w:val="18"/>
+              </w:rPr>
+              <w:t xml:space="preserve">Nº</w:t>
+            </w:r>
+          </w:p>
+        </w:tc>
+        <w:tc>
+          <w:tcPr>
+            <w:tcW w:type="dxa" w:w="3300"/>
+            <w:tcBorders>
+              <w:top w:val="single" w:color="D5DDD8" w:sz="4"/>
+              <w:left w:val="single" w:color="D5DDD8" w:sz="4"/>
+              <w:bottom w:val="single" w:color="D5DDD8" w:sz="4"/>
+              <w:right w:val="single" w:color="D5DDD8" w:sz="4"/>
+            </w:tcBorders>
+            <w:shd w:fill="EEF6F1" w:color="auto" w:val="clear"/>
+            <w:tcMar>
+              <w:top w:type="dxa" w:w="60"/>
+              <w:left w:type="dxa" w:w="100"/>
+              <w:bottom w:type="dxa" w:w="60"/>
+              <w:right w:type="dxa" w:w="100"/>
+            </w:tcMar>
+          </w:tcPr>
+          <w:p>
+            <w:r>
+              <w:rPr>
+                <w:rFonts w:ascii="Arial" w:cs="Arial" w:eastAsia="Arial" w:hAnsi="Arial"/>
+                <w:b/>
+                <w:bCs/>
+                <w:color w:val="23864F"/>
+                <w:sz w:val="18"/>
+                <w:szCs w:val="18"/>
+              </w:rPr>
+              <w:t xml:space="preserve">Hipótese</w:t>
+            </w:r>
+          </w:p>
+        </w:tc>
+        <w:tc>
+          <w:tcPr>
+            <w:tcW w:type="dxa" w:w="2300"/>
+            <w:tcBorders>
+              <w:top w:val="single" w:color="D5DDD8" w:sz="4"/>
+              <w:left w:val="single" w:color="D5DDD8" w:sz="4"/>
+              <w:bottom w:val="single" w:color="D5DDD8" w:sz="4"/>
+              <w:right w:val="single" w:color="D5DDD8" w:sz="4"/>
+            </w:tcBorders>
+            <w:shd w:fill="EEF6F1" w:color="auto" w:val="clear"/>
+            <w:tcMar>
+              <w:top w:type="dxa" w:w="60"/>
+              <w:left w:type="dxa" w:w="100"/>
+              <w:bottom w:type="dxa" w:w="60"/>
+              <w:right w:type="dxa" w:w="100"/>
+            </w:tcMar>
+          </w:tcPr>
+          <w:p>
+            <w:r>
+              <w:rPr>
+                <w:rFonts w:ascii="Arial" w:cs="Arial" w:eastAsia="Arial" w:hAnsi="Arial"/>
+                <w:b/>
+                <w:bCs/>
+                <w:color w:val="23864F"/>
+                <w:sz w:val="18"/>
+                <w:szCs w:val="18"/>
+              </w:rPr>
+              <w:t xml:space="preserve">Indicador · fonte</w:t>
+            </w:r>
+          </w:p>
+        </w:tc>
+        <w:tc>
+          <w:tcPr>
+            <w:tcW w:type="dxa" w:w="1500"/>
+            <w:tcBorders>
+              <w:top w:val="single" w:color="D5DDD8" w:sz="4"/>
+              <w:left w:val="single" w:color="D5DDD8" w:sz="4"/>
+              <w:bottom w:val="single" w:color="D5DDD8" w:sz="4"/>
+              <w:right w:val="single" w:color="D5DDD8" w:sz="4"/>
+            </w:tcBorders>
+            <w:shd w:fill="EEF6F1" w:color="auto" w:val="clear"/>
+            <w:tcMar>
+              <w:top w:type="dxa" w:w="60"/>
+              <w:left w:type="dxa" w:w="100"/>
+              <w:bottom w:type="dxa" w:w="60"/>
+              <w:right w:type="dxa" w:w="100"/>
+            </w:tcMar>
+          </w:tcPr>
+          <w:p>
+            <w:r>
+              <w:rPr>
+                <w:rFonts w:ascii="Arial" w:cs="Arial" w:eastAsia="Arial" w:hAnsi="Arial"/>
+                <w:b/>
+                <w:bCs/>
+                <w:color w:val="23864F"/>
+                <w:sz w:val="18"/>
+                <w:szCs w:val="18"/>
+              </w:rPr>
+              <w:t xml:space="preserve">Linha de base</w:t>
+            </w:r>
+          </w:p>
+        </w:tc>
+        <w:tc>
+          <w:tcPr>
+            <w:tcW w:type="dxa" w:w="1300"/>
+            <w:tcBorders>
+              <w:top w:val="single" w:color="D5DDD8" w:sz="4"/>
+              <w:left w:val="single" w:color="D5DDD8" w:sz="4"/>
+              <w:bottom w:val="single" w:color="D5DDD8" w:sz="4"/>
+              <w:right w:val="single" w:color="D5DDD8" w:sz="4"/>
+            </w:tcBorders>
+            <w:shd w:fill="EEF6F1" w:color="auto" w:val="clear"/>
+            <w:tcMar>
+              <w:top w:type="dxa" w:w="60"/>
+              <w:left w:type="dxa" w:w="100"/>
+              <w:bottom w:type="dxa" w:w="60"/>
+              <w:right w:type="dxa" w:w="100"/>
+            </w:tcMar>
+          </w:tcPr>
+          <w:p>
+            <w:r>
+              <w:rPr>
+                <w:rFonts w:ascii="Arial" w:cs="Arial" w:eastAsia="Arial" w:hAnsi="Arial"/>
+                <w:b/>
+                <w:bCs/>
+                <w:color w:val="23864F"/>
+                <w:sz w:val="18"/>
+                <w:szCs w:val="18"/>
+              </w:rPr>
+              <w:t xml:space="preserve">Limiar</w:t>
+            </w:r>
+          </w:p>
+        </w:tc>
+        <w:tc>
+          <w:tcPr>
+            <w:tcW w:type="dxa" w:w="1500"/>
+            <w:tcBorders>
+              <w:top w:val="single" w:color="D5DDD8" w:sz="4"/>
+              <w:left w:val="single" w:color="D5DDD8" w:sz="4"/>
+              <w:bottom w:val="single" w:color="D5DDD8" w:sz="4"/>
+              <w:right w:val="single" w:color="D5DDD8" w:sz="4"/>
+            </w:tcBorders>
+            <w:shd w:fill="EEF6F1" w:color="auto" w:val="clear"/>
+            <w:tcMar>
+              <w:top w:type="dxa" w:w="60"/>
+              <w:left w:type="dxa" w:w="100"/>
+              <w:bottom w:type="dxa" w:w="60"/>
+              <w:right w:type="dxa" w:w="100"/>
+            </w:tcMar>
+          </w:tcPr>
+          <w:p>
+            <w:r>
+              <w:rPr>
+                <w:rFonts w:ascii="Arial" w:cs="Arial" w:eastAsia="Arial" w:hAnsi="Arial"/>
+                <w:b/>
+                <w:bCs/>
+                <w:color w:val="23864F"/>
+                <w:sz w:val="18"/>
+                <w:szCs w:val="18"/>
+              </w:rPr>
+              <w:t xml:space="preserve">Observado ou projetado</w:t>
+            </w:r>
+          </w:p>
+        </w:tc>
+        <w:tc>
+          <w:tcPr>
+            <w:tcW w:type="dxa" w:w="1200"/>
+            <w:tcBorders>
+              <w:top w:val="single" w:color="D5DDD8" w:sz="4"/>
+              <w:left w:val="single" w:color="D5DDD8" w:sz="4"/>
+              <w:bottom w:val="single" w:color="D5DDD8" w:sz="4"/>
+              <w:right w:val="single" w:color="D5DDD8" w:sz="4"/>
+            </w:tcBorders>
+            <w:shd w:fill="EEF6F1" w:color="auto" w:val="clear"/>
+            <w:tcMar>
+              <w:top w:type="dxa" w:w="60"/>
+              <w:left w:type="dxa" w:w="100"/>
+              <w:bottom w:type="dxa" w:w="60"/>
+              <w:right w:type="dxa" w:w="100"/>
+            </w:tcMar>
+          </w:tcPr>
+          <w:p>
+            <w:r>
+              <w:rPr>
+                <w:rFonts w:ascii="Arial" w:cs="Arial" w:eastAsia="Arial" w:hAnsi="Arial"/>
+                <w:b/>
+                <w:bCs/>
+                <w:color w:val="23864F"/>
+                <w:sz w:val="18"/>
+                <w:szCs w:val="18"/>
+              </w:rPr>
+              <w:t xml:space="preserve">Confiança</w:t>
+            </w:r>
+          </w:p>
+        </w:tc>
+        <w:tc>
+          <w:tcPr>
+            <w:tcW w:type="dxa" w:w="2600"/>
+            <w:tcBorders>
+              <w:top w:val="single" w:color="D5DDD8" w:sz="4"/>
+              <w:left w:val="single" w:color="D5DDD8" w:sz="4"/>
+              <w:bottom w:val="single" w:color="D5DDD8" w:sz="4"/>
+              <w:right w:val="single" w:color="D5DDD8" w:sz="4"/>
+            </w:tcBorders>
+            <w:shd w:fill="EEF6F1" w:color="auto" w:val="clear"/>
+            <w:tcMar>
+              <w:top w:type="dxa" w:w="60"/>
+              <w:left w:type="dxa" w:w="100"/>
+              <w:bottom w:type="dxa" w:w="60"/>
+              <w:right w:type="dxa" w:w="100"/>
+            </w:tcMar>
+          </w:tcPr>
+          <w:p>
+            <w:r>
+              <w:rPr>
+                <w:rFonts w:ascii="Arial" w:cs="Arial" w:eastAsia="Arial" w:hAnsi="Arial"/>
+                <w:b/>
+                <w:bCs/>
+                <w:color w:val="23864F"/>
+                <w:sz w:val="18"/>
+                <w:szCs w:val="18"/>
+              </w:rPr>
+              <w:t xml:space="preserve">Resultado e por quê</w:t>
+            </w:r>
+          </w:p>
+        </w:tc>
+      </w:tr>
+      <w:tr>
+        <w:trPr>
+          <w:tblHeader w:val="false"/>
+        </w:trPr>
+        <w:tc>
+          <w:tcPr>
+            <w:tcW w:type="dxa" w:w="700"/>
+            <w:tcBorders>
+              <w:top w:val="single" w:color="D5DDD8" w:sz="4"/>
+              <w:left w:val="single" w:color="D5DDD8" w:sz="4"/>
+              <w:bottom w:val="single" w:color="D5DDD8" w:sz="4"/>
+              <w:right w:val="single" w:color="D5DDD8" w:sz="4"/>
+            </w:tcBorders>
+            <w:tcMar>
+              <w:top w:type="dxa" w:w="60"/>
+              <w:left w:type="dxa" w:w="100"/>
+              <w:bottom w:type="dxa" w:w="60"/>
+              <w:right w:type="dxa" w:w="100"/>
+            </w:tcMar>
+          </w:tcPr>
+          <w:p>
+            <w:r>
+              <w:rPr>
+                <w:rFonts w:ascii="Arial" w:cs="Arial" w:eastAsia="Arial" w:hAnsi="Arial"/>
+                <w:i w:val="false"/>
+                <w:iCs w:val="false"/>
+                <w:color w:val="4B4B4B"/>
+                <w:sz w:val="18"/>
+                <w:szCs w:val="18"/>
+              </w:rPr>
+              <w:t xml:space="preserve">H1</w:t>
+            </w:r>
+          </w:p>
+        </w:tc>
+        <w:tc>
+          <w:tcPr>
+            <w:tcW w:type="dxa" w:w="3300"/>
+            <w:tcBorders>
+              <w:top w:val="single" w:color="D5DDD8" w:sz="4"/>
+              <w:left w:val="single" w:color="D5DDD8" w:sz="4"/>
+              <w:bottom w:val="single" w:color="D5DDD8" w:sz="4"/>
+              <w:right w:val="single" w:color="D5DDD8" w:sz="4"/>
+            </w:tcBorders>
+            <w:tcMar>
+              <w:top w:type="dxa" w:w="60"/>
+              <w:left w:type="dxa" w:w="100"/>
+              <w:bottom w:type="dxa" w:w="60"/>
+              <w:right w:type="dxa" w:w="100"/>
+            </w:tcMar>
+          </w:tcPr>
+          <w:p>
+            <w:r>
+              <w:rPr>
+                <w:rFonts w:ascii="Arial" w:cs="Arial" w:eastAsia="Arial" w:hAnsi="Arial"/>
+                <w:i/>
+                <w:iCs/>
+                <w:color w:val="7A847E"/>
+                <w:sz w:val="18"/>
+                <w:szCs w:val="18"/>
+              </w:rPr>
+              <w:t xml:space="preserve">[Como na nota técnica]</w:t>
+            </w:r>
+          </w:p>
+        </w:tc>
+        <w:tc>
+          <w:tcPr>
+            <w:tcW w:type="dxa" w:w="2300"/>
+            <w:tcBorders>
+              <w:top w:val="single" w:color="D5DDD8" w:sz="4"/>
+              <w:left w:val="single" w:color="D5DDD8" w:sz="4"/>
+              <w:bottom w:val="single" w:color="D5DDD8" w:sz="4"/>
+              <w:right w:val="single" w:color="D5DDD8" w:sz="4"/>
+            </w:tcBorders>
+            <w:tcMar>
+              <w:top w:type="dxa" w:w="60"/>
+              <w:left w:type="dxa" w:w="100"/>
+              <w:bottom w:type="dxa" w:w="60"/>
+              <w:right w:type="dxa" w:w="100"/>
+            </w:tcMar>
+          </w:tcPr>
+          <w:p>
+            <w:r>
+              <w:rPr>
+                <w:rFonts w:ascii="Arial" w:cs="Arial" w:eastAsia="Arial" w:hAnsi="Arial"/>
+                <w:i/>
+                <w:iCs/>
+                <w:color w:val="7A847E"/>
+                <w:sz w:val="18"/>
+                <w:szCs w:val="18"/>
+              </w:rPr>
+              <w:t xml:space="preserve">[Indicador · fonte, ano]</w:t>
+            </w:r>
+          </w:p>
+        </w:tc>
+        <w:tc>
+          <w:tcPr>
+            <w:tcW w:type="dxa" w:w="1500"/>
+            <w:tcBorders>
+              <w:top w:val="single" w:color="D5DDD8" w:sz="4"/>
+              <w:left w:val="single" w:color="D5DDD8" w:sz="4"/>
+              <w:bottom w:val="single" w:color="D5DDD8" w:sz="4"/>
+              <w:right w:val="single" w:color="D5DDD8" w:sz="4"/>
+            </w:tcBorders>
+            <w:tcMar>
+              <w:top w:type="dxa" w:w="60"/>
+              <w:left w:type="dxa" w:w="100"/>
+              <w:bottom w:type="dxa" w:w="60"/>
+              <w:right w:type="dxa" w:w="100"/>
+            </w:tcMar>
+          </w:tcPr>
+          <w:p>
+            <w:r>
+              <w:rPr>
+                <w:rFonts w:ascii="Arial" w:cs="Arial" w:eastAsia="Arial" w:hAnsi="Arial"/>
+                <w:i/>
+                <w:iCs/>
+                <w:color w:val="7A847E"/>
+                <w:sz w:val="18"/>
+                <w:szCs w:val="18"/>
+              </w:rPr>
+              <w:t xml:space="preserve">[Valor, ano]</w:t>
+            </w:r>
+          </w:p>
+        </w:tc>
+        <w:tc>
+          <w:tcPr>
+            <w:tcW w:type="dxa" w:w="1300"/>
+            <w:tcBorders>
+              <w:top w:val="single" w:color="D5DDD8" w:sz="4"/>
+              <w:left w:val="single" w:color="D5DDD8" w:sz="4"/>
+              <w:bottom w:val="single" w:color="D5DDD8" w:sz="4"/>
+              <w:right w:val="single" w:color="D5DDD8" w:sz="4"/>
+            </w:tcBorders>
+            <w:tcMar>
+              <w:top w:type="dxa" w:w="60"/>
+              <w:left w:type="dxa" w:w="100"/>
+              <w:bottom w:type="dxa" w:w="60"/>
+              <w:right w:type="dxa" w:w="100"/>
+            </w:tcMar>
+          </w:tcPr>
+          <w:p>
+            <w:r>
+              <w:rPr>
+                <w:rFonts w:ascii="Arial" w:cs="Arial" w:eastAsia="Arial" w:hAnsi="Arial"/>
+                <w:i/>
+                <w:iCs/>
+                <w:color w:val="7A847E"/>
+                <w:sz w:val="18"/>
+                <w:szCs w:val="18"/>
+              </w:rPr>
+              <w:t xml:space="preserve">[Ex.: +10%]</w:t>
+            </w:r>
+          </w:p>
+        </w:tc>
+        <w:tc>
+          <w:tcPr>
+            <w:tcW w:type="dxa" w:w="1500"/>
+            <w:tcBorders>
+              <w:top w:val="single" w:color="D5DDD8" w:sz="4"/>
+              <w:left w:val="single" w:color="D5DDD8" w:sz="4"/>
+              <w:bottom w:val="single" w:color="D5DDD8" w:sz="4"/>
+              <w:right w:val="single" w:color="D5DDD8" w:sz="4"/>
+            </w:tcBorders>
+            <w:tcMar>
+              <w:top w:type="dxa" w:w="60"/>
+              <w:left w:type="dxa" w:w="100"/>
+              <w:bottom w:type="dxa" w:w="60"/>
+              <w:right w:type="dxa" w:w="100"/>
+            </w:tcMar>
+          </w:tcPr>
+          <w:p>
+            <w:r>
+              <w:rPr>
+                <w:rFonts w:ascii="Arial" w:cs="Arial" w:eastAsia="Arial" w:hAnsi="Arial"/>
+                <w:i/>
+                <w:iCs/>
+                <w:color w:val="7A847E"/>
+                <w:sz w:val="18"/>
+                <w:szCs w:val="18"/>
+              </w:rPr>
+              <w:t xml:space="preserve">[Ex.: +18%]</w:t>
+            </w:r>
+          </w:p>
+        </w:tc>
+        <w:tc>
+          <w:tcPr>
+            <w:tcW w:type="dxa" w:w="1200"/>
+            <w:tcBorders>
+              <w:top w:val="single" w:color="D5DDD8" w:sz="4"/>
+              <w:left w:val="single" w:color="D5DDD8" w:sz="4"/>
+              <w:bottom w:val="single" w:color="D5DDD8" w:sz="4"/>
+              <w:right w:val="single" w:color="D5DDD8" w:sz="4"/>
+            </w:tcBorders>
+            <w:tcMar>
+              <w:top w:type="dxa" w:w="60"/>
+              <w:left w:type="dxa" w:w="100"/>
+              <w:bottom w:type="dxa" w:w="60"/>
+              <w:right w:type="dxa" w:w="100"/>
+            </w:tcMar>
+          </w:tcPr>
+          <w:p>
+            <w:r>
+              <w:rPr>
+                <w:rFonts w:ascii="Arial" w:cs="Arial" w:eastAsia="Arial" w:hAnsi="Arial"/>
+                <w:i/>
+                <w:iCs/>
+                <w:color w:val="7A847E"/>
+                <w:sz w:val="18"/>
+                <w:szCs w:val="18"/>
+              </w:rPr>
+              <w:t xml:space="preserve">[Alta/média/baixa]</w:t>
+            </w:r>
+          </w:p>
+        </w:tc>
+        <w:tc>
+          <w:tcPr>
+            <w:tcW w:type="dxa" w:w="2600"/>
+            <w:tcBorders>
+              <w:top w:val="single" w:color="D5DDD8" w:sz="4"/>
+              <w:left w:val="single" w:color="D5DDD8" w:sz="4"/>
+              <w:bottom w:val="single" w:color="D5DDD8" w:sz="4"/>
+              <w:right w:val="single" w:color="D5DDD8" w:sz="4"/>
+            </w:tcBorders>
+            <w:tcMar>
+              <w:top w:type="dxa" w:w="60"/>
+              <w:left w:type="dxa" w:w="100"/>
+              <w:bottom w:type="dxa" w:w="60"/>
+              <w:right w:type="dxa" w:w="100"/>
+            </w:tcMar>
+          </w:tcPr>
+          <w:p>
+            <w:r>
+              <w:rPr>
+                <w:rFonts w:ascii="Arial" w:cs="Arial" w:eastAsia="Arial" w:hAnsi="Arial"/>
+                <w:i/>
+                <w:iCs/>
+                <w:color w:val="7A847E"/>
+                <w:sz w:val="18"/>
+                <w:szCs w:val="18"/>
+              </w:rPr>
+              <w:t xml:space="preserve">[Sustentada / em parte / não sustentada / inconclusiva] · [1 linha]</w:t>
+            </w:r>
+          </w:p>
+        </w:tc>
+      </w:tr>
+      <w:tr>
+        <w:trPr>
+          <w:tblHeader w:val="false"/>
+        </w:trPr>
+        <w:tc>
+          <w:tcPr>
+            <w:tcW w:type="dxa" w:w="700"/>
+            <w:tcBorders>
+              <w:top w:val="single" w:color="D5DDD8" w:sz="4"/>
+              <w:left w:val="single" w:color="D5DDD8" w:sz="4"/>
+              <w:bottom w:val="single" w:color="D5DDD8" w:sz="4"/>
+              <w:right w:val="single" w:color="D5DDD8" w:sz="4"/>
+            </w:tcBorders>
+            <w:tcMar>
+              <w:top w:type="dxa" w:w="60"/>
+              <w:left w:type="dxa" w:w="100"/>
+              <w:bottom w:type="dxa" w:w="60"/>
+              <w:right w:type="dxa" w:w="100"/>
+            </w:tcMar>
+          </w:tcPr>
+          <w:p>
+            <w:r>
+              <w:rPr>
+                <w:rFonts w:ascii="Arial" w:cs="Arial" w:eastAsia="Arial" w:hAnsi="Arial"/>
+                <w:i w:val="false"/>
+                <w:iCs w:val="false"/>
+                <w:color w:val="4B4B4B"/>
+                <w:sz w:val="18"/>
+                <w:szCs w:val="18"/>
+              </w:rPr>
+              <w:t xml:space="preserve">H2</w:t>
+            </w:r>
+          </w:p>
+        </w:tc>
+        <w:tc>
+          <w:tcPr>
+            <w:tcW w:type="dxa" w:w="3300"/>
+            <w:tcBorders>
+              <w:top w:val="single" w:color="D5DDD8" w:sz="4"/>
+              <w:left w:val="single" w:color="D5DDD8" w:sz="4"/>
+              <w:bottom w:val="single" w:color="D5DDD8" w:sz="4"/>
+              <w:right w:val="single" w:color="D5DDD8" w:sz="4"/>
+            </w:tcBorders>
+            <w:tcMar>
+              <w:top w:type="dxa" w:w="60"/>
+              <w:left w:type="dxa" w:w="100"/>
+              <w:bottom w:type="dxa" w:w="60"/>
+              <w:right w:type="dxa" w:w="100"/>
+            </w:tcMar>
+          </w:tcPr>
+          <w:p>
+            <w:r>
+              <w:rPr>
+                <w:rFonts w:ascii="Arial" w:cs="Arial" w:eastAsia="Arial" w:hAnsi="Arial"/>
+                <w:i/>
+                <w:iCs/>
+                <w:color w:val="7A847E"/>
+                <w:sz w:val="18"/>
+                <w:szCs w:val="18"/>
+              </w:rPr>
+              <w:t xml:space="preserve">[Hipótese]</w:t>
+            </w:r>
+          </w:p>
+        </w:tc>
+        <w:tc>
+          <w:tcPr>
+            <w:tcW w:type="dxa" w:w="2300"/>
+            <w:tcBorders>
+              <w:top w:val="single" w:color="D5DDD8" w:sz="4"/>
+              <w:left w:val="single" w:color="D5DDD8" w:sz="4"/>
+              <w:bottom w:val="single" w:color="D5DDD8" w:sz="4"/>
+              <w:right w:val="single" w:color="D5DDD8" w:sz="4"/>
+            </w:tcBorders>
+            <w:tcMar>
+              <w:top w:type="dxa" w:w="60"/>
+              <w:left w:type="dxa" w:w="100"/>
+              <w:bottom w:type="dxa" w:w="60"/>
+              <w:right w:type="dxa" w:w="100"/>
+            </w:tcMar>
+          </w:tcPr>
+          <w:p>
+            <w:r>
+              <w:rPr>
+                <w:rFonts w:ascii="Arial" w:cs="Arial" w:eastAsia="Arial" w:hAnsi="Arial"/>
+                <w:i/>
+                <w:iCs/>
+                <w:color w:val="7A847E"/>
+                <w:sz w:val="18"/>
+                <w:szCs w:val="18"/>
+              </w:rPr>
+              <w:t xml:space="preserve">[Indicador · fonte]</w:t>
+            </w:r>
+          </w:p>
+        </w:tc>
+        <w:tc>
+          <w:tcPr>
+            <w:tcW w:type="dxa" w:w="1500"/>
+            <w:tcBorders>
+              <w:top w:val="single" w:color="D5DDD8" w:sz="4"/>
+              <w:left w:val="single" w:color="D5DDD8" w:sz="4"/>
+              <w:bottom w:val="single" w:color="D5DDD8" w:sz="4"/>
+              <w:right w:val="single" w:color="D5DDD8" w:sz="4"/>
+            </w:tcBorders>
+            <w:tcMar>
+              <w:top w:type="dxa" w:w="60"/>
+              <w:left w:type="dxa" w:w="100"/>
+              <w:bottom w:type="dxa" w:w="60"/>
+              <w:right w:type="dxa" w:w="100"/>
+            </w:tcMar>
+          </w:tcPr>
+          <w:p>
+            <w:r>
+              <w:rPr>
+                <w:rFonts w:ascii="Arial" w:cs="Arial" w:eastAsia="Arial" w:hAnsi="Arial"/>
+                <w:i/>
+                <w:iCs/>
+                <w:color w:val="7A847E"/>
+                <w:sz w:val="18"/>
+                <w:szCs w:val="18"/>
+              </w:rPr>
+              <w:t xml:space="preserve">[Valor]</w:t>
+            </w:r>
+          </w:p>
+        </w:tc>
+        <w:tc>
+          <w:tcPr>
+            <w:tcW w:type="dxa" w:w="1300"/>
+            <w:tcBorders>
+              <w:top w:val="single" w:color="D5DDD8" w:sz="4"/>
+              <w:left w:val="single" w:color="D5DDD8" w:sz="4"/>
+              <w:bottom w:val="single" w:color="D5DDD8" w:sz="4"/>
+              <w:right w:val="single" w:color="D5DDD8" w:sz="4"/>
+            </w:tcBorders>
+            <w:tcMar>
+              <w:top w:type="dxa" w:w="60"/>
+              <w:left w:type="dxa" w:w="100"/>
+              <w:bottom w:type="dxa" w:w="60"/>
+              <w:right w:type="dxa" w:w="100"/>
+            </w:tcMar>
+          </w:tcPr>
+          <w:p>
+            <w:r>
+              <w:rPr>
+                <w:rFonts w:ascii="Arial" w:cs="Arial" w:eastAsia="Arial" w:hAnsi="Arial"/>
+                <w:i/>
+                <w:iCs/>
+                <w:color w:val="7A847E"/>
+                <w:sz w:val="18"/>
+                <w:szCs w:val="18"/>
+              </w:rPr>
+              <w:t xml:space="preserve">[Limiar]</w:t>
+            </w:r>
+          </w:p>
+        </w:tc>
+        <w:tc>
+          <w:tcPr>
+            <w:tcW w:type="dxa" w:w="1500"/>
+            <w:tcBorders>
+              <w:top w:val="single" w:color="D5DDD8" w:sz="4"/>
+              <w:left w:val="single" w:color="D5DDD8" w:sz="4"/>
+              <w:bottom w:val="single" w:color="D5DDD8" w:sz="4"/>
+              <w:right w:val="single" w:color="D5DDD8" w:sz="4"/>
+            </w:tcBorders>
+            <w:tcMar>
+              <w:top w:type="dxa" w:w="60"/>
+              <w:left w:type="dxa" w:w="100"/>
+              <w:bottom w:type="dxa" w:w="60"/>
+              <w:right w:type="dxa" w:w="100"/>
+            </w:tcMar>
+          </w:tcPr>
+          <w:p>
+            <w:r>
+              <w:rPr>
+                <w:rFonts w:ascii="Arial" w:cs="Arial" w:eastAsia="Arial" w:hAnsi="Arial"/>
+                <w:i/>
+                <w:iCs/>
+                <w:color w:val="7A847E"/>
+                <w:sz w:val="18"/>
+                <w:szCs w:val="18"/>
+              </w:rPr>
+              <w:t xml:space="preserve">[Valor]</w:t>
+            </w:r>
+          </w:p>
+        </w:tc>
+        <w:tc>
+          <w:tcPr>
+            <w:tcW w:type="dxa" w:w="1200"/>
+            <w:tcBorders>
+              <w:top w:val="single" w:color="D5DDD8" w:sz="4"/>
+              <w:left w:val="single" w:color="D5DDD8" w:sz="4"/>
+              <w:bottom w:val="single" w:color="D5DDD8" w:sz="4"/>
+              <w:right w:val="single" w:color="D5DDD8" w:sz="4"/>
+            </w:tcBorders>
+            <w:tcMar>
+              <w:top w:type="dxa" w:w="60"/>
+              <w:left w:type="dxa" w:w="100"/>
+              <w:bottom w:type="dxa" w:w="60"/>
+              <w:right w:type="dxa" w:w="100"/>
+            </w:tcMar>
+          </w:tcPr>
+          <w:p>
+            <w:r>
+              <w:rPr>
+                <w:rFonts w:ascii="Arial" w:cs="Arial" w:eastAsia="Arial" w:hAnsi="Arial"/>
+                <w:i/>
+                <w:iCs/>
+                <w:color w:val="7A847E"/>
+                <w:sz w:val="18"/>
+                <w:szCs w:val="18"/>
+              </w:rPr>
+              <w:t xml:space="preserve">[Confiança]</w:t>
+            </w:r>
+          </w:p>
+        </w:tc>
+        <w:tc>
+          <w:tcPr>
+            <w:tcW w:type="dxa" w:w="2600"/>
+            <w:tcBorders>
+              <w:top w:val="single" w:color="D5DDD8" w:sz="4"/>
+              <w:left w:val="single" w:color="D5DDD8" w:sz="4"/>
+              <w:bottom w:val="single" w:color="D5DDD8" w:sz="4"/>
+              <w:right w:val="single" w:color="D5DDD8" w:sz="4"/>
+            </w:tcBorders>
+            <w:tcMar>
+              <w:top w:type="dxa" w:w="60"/>
+              <w:left w:type="dxa" w:w="100"/>
+              <w:bottom w:type="dxa" w:w="60"/>
+              <w:right w:type="dxa" w:w="100"/>
+            </w:tcMar>
+          </w:tcPr>
+          <w:p>
+            <w:r>
+              <w:rPr>
+                <w:rFonts w:ascii="Arial" w:cs="Arial" w:eastAsia="Arial" w:hAnsi="Arial"/>
+                <w:i/>
+                <w:iCs/>
+                <w:color w:val="7A847E"/>
+                <w:sz w:val="18"/>
+                <w:szCs w:val="18"/>
+              </w:rPr>
+              <w:t xml:space="preserve">[Resultado] · [1 linha]</w:t>
+            </w:r>
+          </w:p>
+        </w:tc>
+      </w:tr>
+    </w:tbl>
+    <w:p>
+      <w:pPr>
+        <w:spacing w:before="120"/>
+      </w:pPr>
+      <w:r>
+        <w:rPr>
+          <w:rFonts w:ascii="Arial" w:cs="Arial" w:eastAsia="Arial" w:hAnsi="Arial"/>
+          <w:b/>
+          <w:bCs/>
+          <w:sz w:val="18"/>
+          <w:szCs w:val="18"/>
+        </w:rPr>
+        <w:t xml:space="preserve">Critérios: </w:t>
+      </w:r>
+      <w:r>
+        <w:rPr>
+          <w:rFonts w:ascii="Arial" w:cs="Arial" w:eastAsia="Arial" w:hAnsi="Arial"/>
+          <w:sz w:val="18"/>
+          <w:szCs w:val="18"/>
+        </w:rPr>
+        <w:t xml:space="preserve">sustentada, atinge o limiar no sentido esperado com evidência de confiança alta ou média; sustentada em parte, atinge ao menos metade do limiar, ou o limiar só com confiança baixa; não sustentada, fica abaixo da metade do limiar ou vai no sentido contrário; inconclusiva, falta dado ou caso comparável (diga o que faltou).</w:t>
+      </w:r>
+    </w:p>
+    <w:p>
+      <w:pPr>
+        <w:spacing w:after="80" w:line="276"/>
+      </w:pPr>
+      <w:r>
+        <w:rPr>
+          <w:rFonts w:ascii="Arial" w:cs="Arial" w:eastAsia="Arial" w:hAnsi="Arial"/>
+          <w:b/>
+          <w:bCs/>
+          <w:sz w:val="18"/>
+          <w:szCs w:val="18"/>
+        </w:rPr>
+        <w:t xml:space="preserve">Confiança: </w:t>
+      </w:r>
+      <w:r>
+        <w:rPr>
+          <w:rFonts w:ascii="Arial" w:cs="Arial" w:eastAsia="Arial" w:hAnsi="Arial"/>
+          <w:sz w:val="18"/>
+          <w:szCs w:val="18"/>
+        </w:rPr>
+        <w:t xml:space="preserve">alta, dado oficial com série histórica ou estudo revisado por pares aplicável ao caso; média, dado oficial parcial ou caso comparável de outra jurisdição; baixa, estimativa, caso único ou dado sem método publicado.</w:t>
+      </w:r>
+    </w:p>
+    <w:p>
+      <w:r>
+        <w:br w:type="page"/>
+      </w:r>
+    </w:p>
+    <w:p>
+      <w:pPr>
+        <w:pStyle w:val="Heading1"/>
+        <w:pBdr>
+          <w:bottom w:val="single" w:color="D5DDD8" w:sz="4" w:space="2"/>
+        </w:pBdr>
+        <w:spacing w:after="80" w:before="220"/>
+      </w:pPr>
+      <w:r>
+        <w:rPr>
+          <w:rFonts w:ascii="Arial" w:cs="Arial" w:eastAsia="Arial" w:hAnsi="Arial"/>
+          <w:b/>
+          <w:bCs/>
+          <w:color w:val="23864F"/>
+          <w:sz w:val="24"/>
+          <w:szCs w:val="24"/>
+        </w:rPr>
+        <w:t xml:space="preserve">C. Comparação de potencialidades</w:t>
+      </w:r>
+    </w:p>
+    <w:p>
+      <w:pPr>
+        <w:spacing w:after="60"/>
+      </w:pPr>
+      <w:r>
+        <w:rPr>
+          <w:rFonts w:ascii="Arial" w:cs="Arial" w:eastAsia="Arial" w:hAnsi="Arial"/>
+          <w:i/>
+          <w:iCs/>
+          <w:color w:val="7A847E"/>
+          <w:sz w:val="18"/>
+          <w:szCs w:val="18"/>
+        </w:rPr>
+        <w:t xml:space="preserve">Os três cenários da nota técnica (parte 8), no mesmo indicador e no mesmo horizonte. Cores fixas: A azul, B laranja, C verde-água. Abaixo de cada gráfico, a fonte e o ano dos dados. Os gráficos abaixo são exemplos com dados fictícios: substitua pelos da planilha.</w:t>
+      </w:r>
+    </w:p>
+    <w:p>
+      <w:pPr>
+        <w:pStyle w:val="Heading2"/>
+        <w:spacing w:after="40" w:before="120"/>
+      </w:pPr>
+      <w:r>
+        <w:rPr>
+          <w:rFonts w:ascii="Arial" w:cs="Arial" w:eastAsia="Arial" w:hAnsi="Arial"/>
+          <w:b/>
+          <w:bCs/>
+          <w:color w:val="4B4B4B"/>
+          <w:sz w:val="21"/>
+          <w:szCs w:val="21"/>
+        </w:rPr>
+        <w:t xml:space="preserve">Gráfico 1. Trajetória do indicador da H1 por cenário, com o limiar da hipótese</w:t>
+      </w:r>
+    </w:p>
+    <w:p>
+      <w:pPr>
+        <w:spacing w:after="40" w:before="80"/>
+        <w:jc w:val="center"/>
+      </w:pPr>
+      <w:r>
+        <w:drawing>
+          <wp:inline distT="0" distB="0" distL="0" distR="0">
+            <wp:extent cx="8191500" cy="3238500"/>
+            <wp:effectExtent t="0" r="0" b="0" l="0"/>
+            <wp:docPr id="1" name="" descr="" title=""/>
+            <wp:cNvGraphicFramePr>
+              <a:graphicFrameLocks xmlns:a="http://schemas.openxmlformats.org/drawingml/2006/main" noChangeAspect="1"/>
+            </wp:cNvGraphicFramePr>
+            <a:graphic xmlns:a="http://schemas.openxmlformats.org/drawingml/2006/main">
+              <a:graphicData uri="http://schemas.openxmlformats.org/drawingml/2006/picture">
+                <pic:pic xmlns:pic="http://schemas.openxmlformats.org/drawingml/2006/picture">
+                  <pic:nvPicPr>
+                    <pic:cNvPr id="0" name="" descr=""/>
+                    <pic:cNvPicPr>
+                      <a:picLocks noChangeAspect="1" noChangeArrowheads="1"/>
+                    </pic:cNvPicPr>
+                  </pic:nvPicPr>
+                  <pic:blipFill>
+                    <a:blip r:embed="rId9" cstate="none"/>
+                    <a:srcRect/>
+                    <a:stretch>
+                      <a:fillRect/>
+                    </a:stretch>
+                  </pic:blipFill>
+                  <pic:spPr bwMode="auto">
+                    <a:xfrm>
+                      <a:off x="0" y="0"/>
+                      <a:ext cx="8191500" cy="3238500"/>
+                    </a:xfrm>
+                    <a:prstGeom prst="rect">
+                      <a:avLst/>
+                    </a:prstGeom>
+                  </pic:spPr>
+                </pic:pic>
+              </a:graphicData>
+            </a:graphic>
+          </wp:inline>
+        </w:drawing>
+      </w:r>
+    </w:p>
+    <w:p>
+      <w:pPr>
+        <w:spacing w:after="120"/>
+        <w:jc w:val="center"/>
+      </w:pPr>
+      <w:r>
+        <w:rPr>
+          <w:rFonts w:ascii="Arial" w:cs="Arial" w:eastAsia="Arial" w:hAnsi="Arial"/>
+          <w:color w:val="7A847E"/>
+          <w:sz w:val="16"/>
+          <w:szCs w:val="16"/>
+        </w:rPr>
+        <w:t xml:space="preserve">Exemplo ilustrativo, dados fictícios. Fonte: [fonte dos dados, ano] · Premissas: [cenários A, B e C].</w:t>
+      </w:r>
+    </w:p>
+    <w:tbl>
+      <w:tblPr>
+        <w:tblW w:type="dxa" w:w="14400"/>
+        <w:tblBorders>
+          <w:top w:val="single" w:color="auto" w:sz="4"/>
+          <w:left w:val="single" w:color="auto" w:sz="4"/>
+          <w:bottom w:val="single" w:color="auto" w:sz="4"/>
+          <w:right w:val="single" w:color="auto" w:sz="4"/>
+          <w:insideH w:val="single" w:color="auto" w:sz="4"/>
+          <w:insideV w:val="single" w:color="auto" w:sz="4"/>
+        </w:tblBorders>
+      </w:tblPr>
+      <w:tblGrid>
+        <w:gridCol w:w="2400"/>
+        <w:gridCol w:w="2000"/>
+        <w:gridCol w:w="2000"/>
+        <w:gridCol w:w="2000"/>
+        <w:gridCol w:w="2000"/>
+        <w:gridCol w:w="2000"/>
+        <w:gridCol w:w="2000"/>
+      </w:tblGrid>
+      <w:tr>
+        <w:trPr>
+          <w:tblHeader/>
+        </w:trPr>
+        <w:tc>
+          <w:tcPr>
+            <w:tcW w:type="dxa" w:w="2400"/>
+            <w:tcBorders>
+              <w:top w:val="single" w:color="D5DDD8" w:sz="4"/>
+              <w:left w:val="single" w:color="D5DDD8" w:sz="4"/>
+              <w:bottom w:val="single" w:color="D5DDD8" w:sz="4"/>
+              <w:right w:val="single" w:color="D5DDD8" w:sz="4"/>
+            </w:tcBorders>
+            <w:shd w:fill="EEF6F1" w:color="auto" w:val="clear"/>
+            <w:tcMar>
+              <w:top w:type="dxa" w:w="60"/>
+              <w:left w:type="dxa" w:w="100"/>
+              <w:bottom w:type="dxa" w:w="60"/>
+              <w:right w:type="dxa" w:w="100"/>
+            </w:tcMar>
+          </w:tcPr>
+          <w:p>
+            <w:r>
+              <w:rPr>
+                <w:rFonts w:ascii="Arial" w:cs="Arial" w:eastAsia="Arial" w:hAnsi="Arial"/>
+                <w:b/>
+                <w:bCs/>
+                <w:color w:val="23864F"/>
+                <w:sz w:val="18"/>
+                <w:szCs w:val="18"/>
+              </w:rPr>
+              <w:t xml:space="preserve">Cenário</w:t>
+            </w:r>
+          </w:p>
+        </w:tc>
+        <w:tc>
+          <w:tcPr>
+            <w:tcW w:type="dxa" w:w="2000"/>
+            <w:tcBorders>
+              <w:top w:val="single" w:color="D5DDD8" w:sz="4"/>
+              <w:left w:val="single" w:color="D5DDD8" w:sz="4"/>
+              <w:bottom w:val="single" w:color="D5DDD8" w:sz="4"/>
+              <w:right w:val="single" w:color="D5DDD8" w:sz="4"/>
+            </w:tcBorders>
+            <w:shd w:fill="EEF6F1" w:color="auto" w:val="clear"/>
+            <w:tcMar>
+              <w:top w:type="dxa" w:w="60"/>
+              <w:left w:type="dxa" w:w="100"/>
+              <w:bottom w:type="dxa" w:w="60"/>
+              <w:right w:type="dxa" w:w="100"/>
+            </w:tcMar>
+          </w:tcPr>
+          <w:p>
+            <w:r>
+              <w:rPr>
+                <w:rFonts w:ascii="Arial" w:cs="Arial" w:eastAsia="Arial" w:hAnsi="Arial"/>
+                <w:b/>
+                <w:bCs/>
+                <w:color w:val="23864F"/>
+                <w:sz w:val="18"/>
+                <w:szCs w:val="18"/>
+              </w:rPr>
+              <w:t xml:space="preserve">2025</w:t>
+            </w:r>
+          </w:p>
+        </w:tc>
+        <w:tc>
+          <w:tcPr>
+            <w:tcW w:type="dxa" w:w="2000"/>
+            <w:tcBorders>
+              <w:top w:val="single" w:color="D5DDD8" w:sz="4"/>
+              <w:left w:val="single" w:color="D5DDD8" w:sz="4"/>
+              <w:bottom w:val="single" w:color="D5DDD8" w:sz="4"/>
+              <w:right w:val="single" w:color="D5DDD8" w:sz="4"/>
+            </w:tcBorders>
+            <w:shd w:fill="EEF6F1" w:color="auto" w:val="clear"/>
+            <w:tcMar>
+              <w:top w:type="dxa" w:w="60"/>
+              <w:left w:type="dxa" w:w="100"/>
+              <w:bottom w:type="dxa" w:w="60"/>
+              <w:right w:type="dxa" w:w="100"/>
+            </w:tcMar>
+          </w:tcPr>
+          <w:p>
+            <w:r>
+              <w:rPr>
+                <w:rFonts w:ascii="Arial" w:cs="Arial" w:eastAsia="Arial" w:hAnsi="Arial"/>
+                <w:b/>
+                <w:bCs/>
+                <w:color w:val="23864F"/>
+                <w:sz w:val="18"/>
+                <w:szCs w:val="18"/>
+              </w:rPr>
+              <w:t xml:space="preserve">2026</w:t>
+            </w:r>
+          </w:p>
+        </w:tc>
+        <w:tc>
+          <w:tcPr>
+            <w:tcW w:type="dxa" w:w="2000"/>
+            <w:tcBorders>
+              <w:top w:val="single" w:color="D5DDD8" w:sz="4"/>
+              <w:left w:val="single" w:color="D5DDD8" w:sz="4"/>
+              <w:bottom w:val="single" w:color="D5DDD8" w:sz="4"/>
+              <w:right w:val="single" w:color="D5DDD8" w:sz="4"/>
+            </w:tcBorders>
+            <w:shd w:fill="EEF6F1" w:color="auto" w:val="clear"/>
+            <w:tcMar>
+              <w:top w:type="dxa" w:w="60"/>
+              <w:left w:type="dxa" w:w="100"/>
+              <w:bottom w:type="dxa" w:w="60"/>
+              <w:right w:type="dxa" w:w="100"/>
+            </w:tcMar>
+          </w:tcPr>
+          <w:p>
+            <w:r>
+              <w:rPr>
+                <w:rFonts w:ascii="Arial" w:cs="Arial" w:eastAsia="Arial" w:hAnsi="Arial"/>
+                <w:b/>
+                <w:bCs/>
+                <w:color w:val="23864F"/>
+                <w:sz w:val="18"/>
+                <w:szCs w:val="18"/>
+              </w:rPr>
+              <w:t xml:space="preserve">2027</w:t>
+            </w:r>
+          </w:p>
+        </w:tc>
+        <w:tc>
+          <w:tcPr>
+            <w:tcW w:type="dxa" w:w="2000"/>
+            <w:tcBorders>
+              <w:top w:val="single" w:color="D5DDD8" w:sz="4"/>
+              <w:left w:val="single" w:color="D5DDD8" w:sz="4"/>
+              <w:bottom w:val="single" w:color="D5DDD8" w:sz="4"/>
+              <w:right w:val="single" w:color="D5DDD8" w:sz="4"/>
+            </w:tcBorders>
+            <w:shd w:fill="EEF6F1" w:color="auto" w:val="clear"/>
+            <w:tcMar>
+              <w:top w:type="dxa" w:w="60"/>
+              <w:left w:type="dxa" w:w="100"/>
+              <w:bottom w:type="dxa" w:w="60"/>
+              <w:right w:type="dxa" w:w="100"/>
+            </w:tcMar>
+          </w:tcPr>
+          <w:p>
+            <w:r>
+              <w:rPr>
+                <w:rFonts w:ascii="Arial" w:cs="Arial" w:eastAsia="Arial" w:hAnsi="Arial"/>
+                <w:b/>
+                <w:bCs/>
+                <w:color w:val="23864F"/>
+                <w:sz w:val="18"/>
+                <w:szCs w:val="18"/>
+              </w:rPr>
+              <w:t xml:space="preserve">2028</w:t>
+            </w:r>
+          </w:p>
+        </w:tc>
+        <w:tc>
+          <w:tcPr>
+            <w:tcW w:type="dxa" w:w="2000"/>
+            <w:tcBorders>
+              <w:top w:val="single" w:color="D5DDD8" w:sz="4"/>
+              <w:left w:val="single" w:color="D5DDD8" w:sz="4"/>
+              <w:bottom w:val="single" w:color="D5DDD8" w:sz="4"/>
+              <w:right w:val="single" w:color="D5DDD8" w:sz="4"/>
+            </w:tcBorders>
+            <w:shd w:fill="EEF6F1" w:color="auto" w:val="clear"/>
+            <w:tcMar>
+              <w:top w:type="dxa" w:w="60"/>
+              <w:left w:type="dxa" w:w="100"/>
+              <w:bottom w:type="dxa" w:w="60"/>
+              <w:right w:type="dxa" w:w="100"/>
+            </w:tcMar>
+          </w:tcPr>
+          <w:p>
+            <w:r>
+              <w:rPr>
+                <w:rFonts w:ascii="Arial" w:cs="Arial" w:eastAsia="Arial" w:hAnsi="Arial"/>
+                <w:b/>
+                <w:bCs/>
+                <w:color w:val="23864F"/>
+                <w:sz w:val="18"/>
+                <w:szCs w:val="18"/>
+              </w:rPr>
+              <w:t xml:space="preserve">2029</w:t>
+            </w:r>
+          </w:p>
+        </w:tc>
+        <w:tc>
+          <w:tcPr>
+            <w:tcW w:type="dxa" w:w="2000"/>
+            <w:tcBorders>
+              <w:top w:val="single" w:color="D5DDD8" w:sz="4"/>
+              <w:left w:val="single" w:color="D5DDD8" w:sz="4"/>
+              <w:bottom w:val="single" w:color="D5DDD8" w:sz="4"/>
+              <w:right w:val="single" w:color="D5DDD8" w:sz="4"/>
+            </w:tcBorders>
+            <w:shd w:fill="EEF6F1" w:color="auto" w:val="clear"/>
+            <w:tcMar>
+              <w:top w:type="dxa" w:w="60"/>
+              <w:left w:type="dxa" w:w="100"/>
+              <w:bottom w:type="dxa" w:w="60"/>
+              <w:right w:type="dxa" w:w="100"/>
+            </w:tcMar>
+          </w:tcPr>
+          <w:p>
+            <w:r>
+              <w:rPr>
+                <w:rFonts w:ascii="Arial" w:cs="Arial" w:eastAsia="Arial" w:hAnsi="Arial"/>
+                <w:b/>
+                <w:bCs/>
+                <w:color w:val="23864F"/>
+                <w:sz w:val="18"/>
+                <w:szCs w:val="18"/>
+              </w:rPr>
+              <w:t xml:space="preserve">2030</w:t>
+            </w:r>
+          </w:p>
+        </w:tc>
+      </w:tr>
+      <w:tr>
+        <w:trPr>
+          <w:tblHeader w:val="false"/>
+        </w:trPr>
+        <w:tc>
+          <w:tcPr>
+            <w:tcW w:type="dxa" w:w="2400"/>
+            <w:tcBorders>
+              <w:top w:val="single" w:color="D5DDD8" w:sz="4"/>
+              <w:left w:val="single" w:color="D5DDD8" w:sz="4"/>
+              <w:bottom w:val="single" w:color="D5DDD8" w:sz="4"/>
+              <w:right w:val="single" w:color="D5DDD8" w:sz="4"/>
+            </w:tcBorders>
+            <w:tcMar>
+              <w:top w:type="dxa" w:w="60"/>
+              <w:left w:type="dxa" w:w="100"/>
+              <w:bottom w:type="dxa" w:w="60"/>
+              <w:right w:type="dxa" w:w="100"/>
+            </w:tcMar>
+          </w:tcPr>
+          <w:p>
+            <w:r>
+              <w:rPr>
+                <w:rFonts w:ascii="Arial" w:cs="Arial" w:eastAsia="Arial" w:hAnsi="Arial"/>
+                <w:i w:val="false"/>
+                <w:iCs w:val="false"/>
+                <w:color w:val="4B4B4B"/>
+                <w:sz w:val="18"/>
+                <w:szCs w:val="18"/>
+              </w:rPr>
+              <w:t xml:space="preserve">A. Referência</w:t>
+            </w:r>
+          </w:p>
+        </w:tc>
+        <w:tc>
+          <w:tcPr>
+            <w:tcW w:type="dxa" w:w="2000"/>
+            <w:tcBorders>
+              <w:top w:val="single" w:color="D5DDD8" w:sz="4"/>
+              <w:left w:val="single" w:color="D5DDD8" w:sz="4"/>
+              <w:bottom w:val="single" w:color="D5DDD8" w:sz="4"/>
+              <w:right w:val="single" w:color="D5DDD8" w:sz="4"/>
+            </w:tcBorders>
+            <w:tcMar>
+              <w:top w:type="dxa" w:w="60"/>
+              <w:left w:type="dxa" w:w="100"/>
+              <w:bottom w:type="dxa" w:w="60"/>
+              <w:right w:type="dxa" w:w="100"/>
+            </w:tcMar>
+          </w:tcPr>
+          <w:p>
+            <w:r>
+              <w:rPr>
+                <w:rFonts w:ascii="Arial" w:cs="Arial" w:eastAsia="Arial" w:hAnsi="Arial"/>
+                <w:i/>
+                <w:iCs/>
+                <w:color w:val="7A847E"/>
+                <w:sz w:val="18"/>
+                <w:szCs w:val="18"/>
+              </w:rPr>
+              <w:t xml:space="preserve">[valor]</w:t>
+            </w:r>
+          </w:p>
+        </w:tc>
+        <w:tc>
+          <w:tcPr>
+            <w:tcW w:type="dxa" w:w="2000"/>
+            <w:tcBorders>
+              <w:top w:val="single" w:color="D5DDD8" w:sz="4"/>
+              <w:left w:val="single" w:color="D5DDD8" w:sz="4"/>
+              <w:bottom w:val="single" w:color="D5DDD8" w:sz="4"/>
+              <w:right w:val="single" w:color="D5DDD8" w:sz="4"/>
+            </w:tcBorders>
+            <w:tcMar>
+              <w:top w:type="dxa" w:w="60"/>
+              <w:left w:type="dxa" w:w="100"/>
+              <w:bottom w:type="dxa" w:w="60"/>
+              <w:right w:type="dxa" w:w="100"/>
+            </w:tcMar>
+          </w:tcPr>
+          <w:p>
+            <w:r>
+              <w:rPr>
+                <w:rFonts w:ascii="Arial" w:cs="Arial" w:eastAsia="Arial" w:hAnsi="Arial"/>
+                <w:i/>
+                <w:iCs/>
+                <w:color w:val="7A847E"/>
+                <w:sz w:val="18"/>
+                <w:szCs w:val="18"/>
+              </w:rPr>
+              <w:t xml:space="preserve">[valor]</w:t>
+            </w:r>
+          </w:p>
+        </w:tc>
+        <w:tc>
+          <w:tcPr>
+            <w:tcW w:type="dxa" w:w="2000"/>
+            <w:tcBorders>
+              <w:top w:val="single" w:color="D5DDD8" w:sz="4"/>
+              <w:left w:val="single" w:color="D5DDD8" w:sz="4"/>
+              <w:bottom w:val="single" w:color="D5DDD8" w:sz="4"/>
+              <w:right w:val="single" w:color="D5DDD8" w:sz="4"/>
+            </w:tcBorders>
+            <w:tcMar>
+              <w:top w:type="dxa" w:w="60"/>
+              <w:left w:type="dxa" w:w="100"/>
+              <w:bottom w:type="dxa" w:w="60"/>
+              <w:right w:type="dxa" w:w="100"/>
+            </w:tcMar>
+          </w:tcPr>
+          <w:p>
+            <w:r>
+              <w:rPr>
+                <w:rFonts w:ascii="Arial" w:cs="Arial" w:eastAsia="Arial" w:hAnsi="Arial"/>
+                <w:i/>
+                <w:iCs/>
+                <w:color w:val="7A847E"/>
+                <w:sz w:val="18"/>
+                <w:szCs w:val="18"/>
+              </w:rPr>
+              <w:t xml:space="preserve">[valor]</w:t>
+            </w:r>
+          </w:p>
+        </w:tc>
+        <w:tc>
+          <w:tcPr>
+            <w:tcW w:type="dxa" w:w="2000"/>
+            <w:tcBorders>
+              <w:top w:val="single" w:color="D5DDD8" w:sz="4"/>
+              <w:left w:val="single" w:color="D5DDD8" w:sz="4"/>
+              <w:bottom w:val="single" w:color="D5DDD8" w:sz="4"/>
+              <w:right w:val="single" w:color="D5DDD8" w:sz="4"/>
+            </w:tcBorders>
+            <w:tcMar>
+              <w:top w:type="dxa" w:w="60"/>
+              <w:left w:type="dxa" w:w="100"/>
+              <w:bottom w:type="dxa" w:w="60"/>
+              <w:right w:type="dxa" w:w="100"/>
+            </w:tcMar>
+          </w:tcPr>
+          <w:p>
+            <w:r>
+              <w:rPr>
+                <w:rFonts w:ascii="Arial" w:cs="Arial" w:eastAsia="Arial" w:hAnsi="Arial"/>
+                <w:i/>
+                <w:iCs/>
+                <w:color w:val="7A847E"/>
+                <w:sz w:val="18"/>
+                <w:szCs w:val="18"/>
+              </w:rPr>
+              <w:t xml:space="preserve">[valor]</w:t>
+            </w:r>
+          </w:p>
+        </w:tc>
+        <w:tc>
+          <w:tcPr>
+            <w:tcW w:type="dxa" w:w="2000"/>
+            <w:tcBorders>
+              <w:top w:val="single" w:color="D5DDD8" w:sz="4"/>
+              <w:left w:val="single" w:color="D5DDD8" w:sz="4"/>
+              <w:bottom w:val="single" w:color="D5DDD8" w:sz="4"/>
+              <w:right w:val="single" w:color="D5DDD8" w:sz="4"/>
+            </w:tcBorders>
+            <w:tcMar>
+              <w:top w:type="dxa" w:w="60"/>
+              <w:left w:type="dxa" w:w="100"/>
+              <w:bottom w:type="dxa" w:w="60"/>
+              <w:right w:type="dxa" w:w="100"/>
+            </w:tcMar>
+          </w:tcPr>
+          <w:p>
+            <w:r>
+              <w:rPr>
+                <w:rFonts w:ascii="Arial" w:cs="Arial" w:eastAsia="Arial" w:hAnsi="Arial"/>
+                <w:i/>
+                <w:iCs/>
+                <w:color w:val="7A847E"/>
+                <w:sz w:val="18"/>
+                <w:szCs w:val="18"/>
+              </w:rPr>
+              <w:t xml:space="preserve">[valor]</w:t>
+            </w:r>
+          </w:p>
+        </w:tc>
+        <w:tc>
+          <w:tcPr>
+            <w:tcW w:type="dxa" w:w="2000"/>
+            <w:tcBorders>
+              <w:top w:val="single" w:color="D5DDD8" w:sz="4"/>
+              <w:left w:val="single" w:color="D5DDD8" w:sz="4"/>
+              <w:bottom w:val="single" w:color="D5DDD8" w:sz="4"/>
+              <w:right w:val="single" w:color="D5DDD8" w:sz="4"/>
+            </w:tcBorders>
+            <w:tcMar>
+              <w:top w:type="dxa" w:w="60"/>
+              <w:left w:type="dxa" w:w="100"/>
+              <w:bottom w:type="dxa" w:w="60"/>
+              <w:right w:type="dxa" w:w="100"/>
+            </w:tcMar>
+          </w:tcPr>
+          <w:p>
+            <w:r>
+              <w:rPr>
+                <w:rFonts w:ascii="Arial" w:cs="Arial" w:eastAsia="Arial" w:hAnsi="Arial"/>
+                <w:i/>
+                <w:iCs/>
+                <w:color w:val="7A847E"/>
+                <w:sz w:val="18"/>
+                <w:szCs w:val="18"/>
+              </w:rPr>
+              <w:t xml:space="preserve">[valor]</w:t>
+            </w:r>
+          </w:p>
+        </w:tc>
+      </w:tr>
+      <w:tr>
+        <w:trPr>
+          <w:tblHeader w:val="false"/>
+        </w:trPr>
+        <w:tc>
+          <w:tcPr>
+            <w:tcW w:type="dxa" w:w="2400"/>
+            <w:tcBorders>
+              <w:top w:val="single" w:color="D5DDD8" w:sz="4"/>
+              <w:left w:val="single" w:color="D5DDD8" w:sz="4"/>
+              <w:bottom w:val="single" w:color="D5DDD8" w:sz="4"/>
+              <w:right w:val="single" w:color="D5DDD8" w:sz="4"/>
+            </w:tcBorders>
+            <w:tcMar>
+              <w:top w:type="dxa" w:w="60"/>
+              <w:left w:type="dxa" w:w="100"/>
+              <w:bottom w:type="dxa" w:w="60"/>
+              <w:right w:type="dxa" w:w="100"/>
+            </w:tcMar>
+          </w:tcPr>
+          <w:p>
+            <w:r>
+              <w:rPr>
+                <w:rFonts w:ascii="Arial" w:cs="Arial" w:eastAsia="Arial" w:hAnsi="Arial"/>
+                <w:i w:val="false"/>
+                <w:iCs w:val="false"/>
+                <w:color w:val="4B4B4B"/>
+                <w:sz w:val="18"/>
+                <w:szCs w:val="18"/>
+              </w:rPr>
+              <w:t xml:space="preserve">B. Aprovada como está</w:t>
+            </w:r>
+          </w:p>
+        </w:tc>
+        <w:tc>
+          <w:tcPr>
+            <w:tcW w:type="dxa" w:w="2000"/>
+            <w:tcBorders>
+              <w:top w:val="single" w:color="D5DDD8" w:sz="4"/>
+              <w:left w:val="single" w:color="D5DDD8" w:sz="4"/>
+              <w:bottom w:val="single" w:color="D5DDD8" w:sz="4"/>
+              <w:right w:val="single" w:color="D5DDD8" w:sz="4"/>
+            </w:tcBorders>
+            <w:tcMar>
+              <w:top w:type="dxa" w:w="60"/>
+              <w:left w:type="dxa" w:w="100"/>
+              <w:bottom w:type="dxa" w:w="60"/>
+              <w:right w:type="dxa" w:w="100"/>
+            </w:tcMar>
+          </w:tcPr>
+          <w:p>
+            <w:r>
+              <w:rPr>
+                <w:rFonts w:ascii="Arial" w:cs="Arial" w:eastAsia="Arial" w:hAnsi="Arial"/>
+                <w:i/>
+                <w:iCs/>
+                <w:color w:val="7A847E"/>
+                <w:sz w:val="18"/>
+                <w:szCs w:val="18"/>
+              </w:rPr>
+              <w:t xml:space="preserve">[valor]</w:t>
+            </w:r>
+          </w:p>
+        </w:tc>
+        <w:tc>
+          <w:tcPr>
+            <w:tcW w:type="dxa" w:w="2000"/>
+            <w:tcBorders>
+              <w:top w:val="single" w:color="D5DDD8" w:sz="4"/>
+              <w:left w:val="single" w:color="D5DDD8" w:sz="4"/>
+              <w:bottom w:val="single" w:color="D5DDD8" w:sz="4"/>
+              <w:right w:val="single" w:color="D5DDD8" w:sz="4"/>
+            </w:tcBorders>
+            <w:tcMar>
+              <w:top w:type="dxa" w:w="60"/>
+              <w:left w:type="dxa" w:w="100"/>
+              <w:bottom w:type="dxa" w:w="60"/>
+              <w:right w:type="dxa" w:w="100"/>
+            </w:tcMar>
+          </w:tcPr>
+          <w:p>
+            <w:r>
+              <w:rPr>
+                <w:rFonts w:ascii="Arial" w:cs="Arial" w:eastAsia="Arial" w:hAnsi="Arial"/>
+                <w:i/>
+                <w:iCs/>
+                <w:color w:val="7A847E"/>
+                <w:sz w:val="18"/>
+                <w:szCs w:val="18"/>
+              </w:rPr>
+              <w:t xml:space="preserve">[valor]</w:t>
+            </w:r>
+          </w:p>
+        </w:tc>
+        <w:tc>
+          <w:tcPr>
+            <w:tcW w:type="dxa" w:w="2000"/>
+            <w:tcBorders>
+              <w:top w:val="single" w:color="D5DDD8" w:sz="4"/>
+              <w:left w:val="single" w:color="D5DDD8" w:sz="4"/>
+              <w:bottom w:val="single" w:color="D5DDD8" w:sz="4"/>
+              <w:right w:val="single" w:color="D5DDD8" w:sz="4"/>
+            </w:tcBorders>
+            <w:tcMar>
+              <w:top w:type="dxa" w:w="60"/>
+              <w:left w:type="dxa" w:w="100"/>
+              <w:bottom w:type="dxa" w:w="60"/>
+              <w:right w:type="dxa" w:w="100"/>
+            </w:tcMar>
+          </w:tcPr>
+          <w:p>
+            <w:r>
+              <w:rPr>
+                <w:rFonts w:ascii="Arial" w:cs="Arial" w:eastAsia="Arial" w:hAnsi="Arial"/>
+                <w:i/>
+                <w:iCs/>
+                <w:color w:val="7A847E"/>
+                <w:sz w:val="18"/>
+                <w:szCs w:val="18"/>
+              </w:rPr>
+              <w:t xml:space="preserve">[valor]</w:t>
+            </w:r>
+          </w:p>
+        </w:tc>
+        <w:tc>
+          <w:tcPr>
+            <w:tcW w:type="dxa" w:w="2000"/>
+            <w:tcBorders>
+              <w:top w:val="single" w:color="D5DDD8" w:sz="4"/>
+              <w:left w:val="single" w:color="D5DDD8" w:sz="4"/>
+              <w:bottom w:val="single" w:color="D5DDD8" w:sz="4"/>
+              <w:right w:val="single" w:color="D5DDD8" w:sz="4"/>
+            </w:tcBorders>
+            <w:tcMar>
+              <w:top w:type="dxa" w:w="60"/>
+              <w:left w:type="dxa" w:w="100"/>
+              <w:bottom w:type="dxa" w:w="60"/>
+              <w:right w:type="dxa" w:w="100"/>
+            </w:tcMar>
+          </w:tcPr>
+          <w:p>
+            <w:r>
+              <w:rPr>
+                <w:rFonts w:ascii="Arial" w:cs="Arial" w:eastAsia="Arial" w:hAnsi="Arial"/>
+                <w:i/>
+                <w:iCs/>
+                <w:color w:val="7A847E"/>
+                <w:sz w:val="18"/>
+                <w:szCs w:val="18"/>
+              </w:rPr>
+              <w:t xml:space="preserve">[valor]</w:t>
+            </w:r>
+          </w:p>
+        </w:tc>
+        <w:tc>
+          <w:tcPr>
+            <w:tcW w:type="dxa" w:w="2000"/>
+            <w:tcBorders>
+              <w:top w:val="single" w:color="D5DDD8" w:sz="4"/>
+              <w:left w:val="single" w:color="D5DDD8" w:sz="4"/>
+              <w:bottom w:val="single" w:color="D5DDD8" w:sz="4"/>
+              <w:right w:val="single" w:color="D5DDD8" w:sz="4"/>
+            </w:tcBorders>
+            <w:tcMar>
+              <w:top w:type="dxa" w:w="60"/>
+              <w:left w:type="dxa" w:w="100"/>
+              <w:bottom w:type="dxa" w:w="60"/>
+              <w:right w:type="dxa" w:w="100"/>
+            </w:tcMar>
+          </w:tcPr>
+          <w:p>
+            <w:r>
+              <w:rPr>
+                <w:rFonts w:ascii="Arial" w:cs="Arial" w:eastAsia="Arial" w:hAnsi="Arial"/>
+                <w:i/>
+                <w:iCs/>
+                <w:color w:val="7A847E"/>
+                <w:sz w:val="18"/>
+                <w:szCs w:val="18"/>
+              </w:rPr>
+              <w:t xml:space="preserve">[valor]</w:t>
+            </w:r>
+          </w:p>
+        </w:tc>
+        <w:tc>
+          <w:tcPr>
+            <w:tcW w:type="dxa" w:w="2000"/>
+            <w:tcBorders>
+              <w:top w:val="single" w:color="D5DDD8" w:sz="4"/>
+              <w:left w:val="single" w:color="D5DDD8" w:sz="4"/>
+              <w:bottom w:val="single" w:color="D5DDD8" w:sz="4"/>
+              <w:right w:val="single" w:color="D5DDD8" w:sz="4"/>
+            </w:tcBorders>
+            <w:tcMar>
+              <w:top w:type="dxa" w:w="60"/>
+              <w:left w:type="dxa" w:w="100"/>
+              <w:bottom w:type="dxa" w:w="60"/>
+              <w:right w:type="dxa" w:w="100"/>
+            </w:tcMar>
+          </w:tcPr>
+          <w:p>
+            <w:r>
+              <w:rPr>
+                <w:rFonts w:ascii="Arial" w:cs="Arial" w:eastAsia="Arial" w:hAnsi="Arial"/>
+                <w:i/>
+                <w:iCs/>
+                <w:color w:val="7A847E"/>
+                <w:sz w:val="18"/>
+                <w:szCs w:val="18"/>
+              </w:rPr>
+              <w:t xml:space="preserve">[valor]</w:t>
+            </w:r>
+          </w:p>
+        </w:tc>
+      </w:tr>
+      <w:tr>
+        <w:trPr>
+          <w:tblHeader w:val="false"/>
+        </w:trPr>
+        <w:tc>
+          <w:tcPr>
+            <w:tcW w:type="dxa" w:w="2400"/>
+            <w:tcBorders>
+              <w:top w:val="single" w:color="D5DDD8" w:sz="4"/>
+              <w:left w:val="single" w:color="D5DDD8" w:sz="4"/>
+              <w:bottom w:val="single" w:color="D5DDD8" w:sz="4"/>
+              <w:right w:val="single" w:color="D5DDD8" w:sz="4"/>
+            </w:tcBorders>
+            <w:tcMar>
+              <w:top w:type="dxa" w:w="60"/>
+              <w:left w:type="dxa" w:w="100"/>
+              <w:bottom w:type="dxa" w:w="60"/>
+              <w:right w:type="dxa" w:w="100"/>
+            </w:tcMar>
+          </w:tcPr>
+          <w:p>
+            <w:r>
+              <w:rPr>
+                <w:rFonts w:ascii="Arial" w:cs="Arial" w:eastAsia="Arial" w:hAnsi="Arial"/>
+                <w:i w:val="false"/>
+                <w:iCs w:val="false"/>
+                <w:color w:val="4B4B4B"/>
+                <w:sz w:val="18"/>
+                <w:szCs w:val="18"/>
+              </w:rPr>
+              <w:t xml:space="preserve">C. Aprovada com ajustes</w:t>
+            </w:r>
+          </w:p>
+        </w:tc>
+        <w:tc>
+          <w:tcPr>
+            <w:tcW w:type="dxa" w:w="2000"/>
+            <w:tcBorders>
+              <w:top w:val="single" w:color="D5DDD8" w:sz="4"/>
+              <w:left w:val="single" w:color="D5DDD8" w:sz="4"/>
+              <w:bottom w:val="single" w:color="D5DDD8" w:sz="4"/>
+              <w:right w:val="single" w:color="D5DDD8" w:sz="4"/>
+            </w:tcBorders>
+            <w:tcMar>
+              <w:top w:type="dxa" w:w="60"/>
+              <w:left w:type="dxa" w:w="100"/>
+              <w:bottom w:type="dxa" w:w="60"/>
+              <w:right w:type="dxa" w:w="100"/>
+            </w:tcMar>
+          </w:tcPr>
+          <w:p>
+            <w:r>
+              <w:rPr>
+                <w:rFonts w:ascii="Arial" w:cs="Arial" w:eastAsia="Arial" w:hAnsi="Arial"/>
+                <w:i/>
+                <w:iCs/>
+                <w:color w:val="7A847E"/>
+                <w:sz w:val="18"/>
+                <w:szCs w:val="18"/>
+              </w:rPr>
+              <w:t xml:space="preserve">[valor]</w:t>
+            </w:r>
+          </w:p>
+        </w:tc>
+        <w:tc>
+          <w:tcPr>
+            <w:tcW w:type="dxa" w:w="2000"/>
+            <w:tcBorders>
+              <w:top w:val="single" w:color="D5DDD8" w:sz="4"/>
+              <w:left w:val="single" w:color="D5DDD8" w:sz="4"/>
+              <w:bottom w:val="single" w:color="D5DDD8" w:sz="4"/>
+              <w:right w:val="single" w:color="D5DDD8" w:sz="4"/>
+            </w:tcBorders>
+            <w:tcMar>
+              <w:top w:type="dxa" w:w="60"/>
+              <w:left w:type="dxa" w:w="100"/>
+              <w:bottom w:type="dxa" w:w="60"/>
+              <w:right w:type="dxa" w:w="100"/>
+            </w:tcMar>
+          </w:tcPr>
+          <w:p>
+            <w:r>
+              <w:rPr>
+                <w:rFonts w:ascii="Arial" w:cs="Arial" w:eastAsia="Arial" w:hAnsi="Arial"/>
+                <w:i/>
+                <w:iCs/>
+                <w:color w:val="7A847E"/>
+                <w:sz w:val="18"/>
+                <w:szCs w:val="18"/>
+              </w:rPr>
+              <w:t xml:space="preserve">[valor]</w:t>
+            </w:r>
+          </w:p>
+        </w:tc>
+        <w:tc>
+          <w:tcPr>
+            <w:tcW w:type="dxa" w:w="2000"/>
+            <w:tcBorders>
+              <w:top w:val="single" w:color="D5DDD8" w:sz="4"/>
+              <w:left w:val="single" w:color="D5DDD8" w:sz="4"/>
+              <w:bottom w:val="single" w:color="D5DDD8" w:sz="4"/>
+              <w:right w:val="single" w:color="D5DDD8" w:sz="4"/>
+            </w:tcBorders>
+            <w:tcMar>
+              <w:top w:type="dxa" w:w="60"/>
+              <w:left w:type="dxa" w:w="100"/>
+              <w:bottom w:type="dxa" w:w="60"/>
+              <w:right w:type="dxa" w:w="100"/>
+            </w:tcMar>
+          </w:tcPr>
+          <w:p>
+            <w:r>
+              <w:rPr>
+                <w:rFonts w:ascii="Arial" w:cs="Arial" w:eastAsia="Arial" w:hAnsi="Arial"/>
+                <w:i/>
+                <w:iCs/>
+                <w:color w:val="7A847E"/>
+                <w:sz w:val="18"/>
+                <w:szCs w:val="18"/>
+              </w:rPr>
+              <w:t xml:space="preserve">[valor]</w:t>
+            </w:r>
+          </w:p>
+        </w:tc>
+        <w:tc>
+          <w:tcPr>
+            <w:tcW w:type="dxa" w:w="2000"/>
+            <w:tcBorders>
+              <w:top w:val="single" w:color="D5DDD8" w:sz="4"/>
+              <w:left w:val="single" w:color="D5DDD8" w:sz="4"/>
+              <w:bottom w:val="single" w:color="D5DDD8" w:sz="4"/>
+              <w:right w:val="single" w:color="D5DDD8" w:sz="4"/>
+            </w:tcBorders>
+            <w:tcMar>
+              <w:top w:type="dxa" w:w="60"/>
+              <w:left w:type="dxa" w:w="100"/>
+              <w:bottom w:type="dxa" w:w="60"/>
+              <w:right w:type="dxa" w:w="100"/>
+            </w:tcMar>
+          </w:tcPr>
+          <w:p>
+            <w:r>
+              <w:rPr>
+                <w:rFonts w:ascii="Arial" w:cs="Arial" w:eastAsia="Arial" w:hAnsi="Arial"/>
+                <w:i/>
+                <w:iCs/>
+                <w:color w:val="7A847E"/>
+                <w:sz w:val="18"/>
+                <w:szCs w:val="18"/>
+              </w:rPr>
+              <w:t xml:space="preserve">[valor]</w:t>
+            </w:r>
+          </w:p>
+        </w:tc>
+        <w:tc>
+          <w:tcPr>
+            <w:tcW w:type="dxa" w:w="2000"/>
+            <w:tcBorders>
+              <w:top w:val="single" w:color="D5DDD8" w:sz="4"/>
+              <w:left w:val="single" w:color="D5DDD8" w:sz="4"/>
+              <w:bottom w:val="single" w:color="D5DDD8" w:sz="4"/>
+              <w:right w:val="single" w:color="D5DDD8" w:sz="4"/>
+            </w:tcBorders>
+            <w:tcMar>
+              <w:top w:type="dxa" w:w="60"/>
+              <w:left w:type="dxa" w:w="100"/>
+              <w:bottom w:type="dxa" w:w="60"/>
+              <w:right w:type="dxa" w:w="100"/>
+            </w:tcMar>
+          </w:tcPr>
+          <w:p>
+            <w:r>
+              <w:rPr>
+                <w:rFonts w:ascii="Arial" w:cs="Arial" w:eastAsia="Arial" w:hAnsi="Arial"/>
+                <w:i/>
+                <w:iCs/>
+                <w:color w:val="7A847E"/>
+                <w:sz w:val="18"/>
+                <w:szCs w:val="18"/>
+              </w:rPr>
+              <w:t xml:space="preserve">[valor]</w:t>
+            </w:r>
+          </w:p>
+        </w:tc>
+        <w:tc>
+          <w:tcPr>
+            <w:tcW w:type="dxa" w:w="2000"/>
+            <w:tcBorders>
+              <w:top w:val="single" w:color="D5DDD8" w:sz="4"/>
+              <w:left w:val="single" w:color="D5DDD8" w:sz="4"/>
+              <w:bottom w:val="single" w:color="D5DDD8" w:sz="4"/>
+              <w:right w:val="single" w:color="D5DDD8" w:sz="4"/>
+            </w:tcBorders>
+            <w:tcMar>
+              <w:top w:type="dxa" w:w="60"/>
+              <w:left w:type="dxa" w:w="100"/>
+              <w:bottom w:type="dxa" w:w="60"/>
+              <w:right w:type="dxa" w:w="100"/>
+            </w:tcMar>
+          </w:tcPr>
+          <w:p>
+            <w:r>
+              <w:rPr>
+                <w:rFonts w:ascii="Arial" w:cs="Arial" w:eastAsia="Arial" w:hAnsi="Arial"/>
+                <w:i/>
+                <w:iCs/>
+                <w:color w:val="7A847E"/>
+                <w:sz w:val="18"/>
+                <w:szCs w:val="18"/>
+              </w:rPr>
+              <w:t xml:space="preserve">[valor]</w:t>
+            </w:r>
+          </w:p>
+        </w:tc>
+      </w:tr>
+    </w:tbl>
+    <w:p>
+      <w:r>
+        <w:br w:type="page"/>
+      </w:r>
+    </w:p>
+    <w:p>
+      <w:pPr>
+        <w:pStyle w:val="Heading2"/>
+        <w:spacing w:after="40" w:before="120"/>
+      </w:pPr>
+      <w:r>
+        <w:rPr>
+          <w:rFonts w:ascii="Arial" w:cs="Arial" w:eastAsia="Arial" w:hAnsi="Arial"/>
+          <w:b/>
+          <w:bCs/>
+          <w:color w:val="4B4B4B"/>
+          <w:sz w:val="21"/>
+          <w:szCs w:val="21"/>
+        </w:rPr>
+        <w:t xml:space="preserve">Gráfico 2. Potencialidades por dimensão: B e C em relação ao cenário A</w:t>
+      </w:r>
+    </w:p>
+    <w:p>
+      <w:pPr>
+        <w:spacing w:after="60"/>
+      </w:pPr>
+      <w:r>
+        <w:rPr>
+          <w:rFonts w:ascii="Arial" w:cs="Arial" w:eastAsia="Arial" w:hAnsi="Arial"/>
+          <w:i/>
+          <w:iCs/>
+          <w:color w:val="7A847E"/>
+          <w:sz w:val="18"/>
+          <w:szCs w:val="18"/>
+        </w:rPr>
+        <w:t xml:space="preserve">Escala de −2 (piora muito) a +2 (melhora muito), sempre em relação à referência (A). Dimensões fixas: ambiental, social, econômica, institucional e fiscal, as mesmas da nota técnica (parte 7).</w:t>
+      </w:r>
+    </w:p>
+    <w:p>
+      <w:pPr>
+        <w:spacing w:after="40" w:before="80"/>
+        <w:jc w:val="center"/>
+      </w:pPr>
+      <w:r>
+        <w:drawing>
+          <wp:inline distT="0" distB="0" distL="0" distR="0">
+            <wp:extent cx="8191500" cy="3000375"/>
+            <wp:effectExtent t="0" r="0" b="0" l="0"/>
+            <wp:docPr id="1" name="" descr="" title=""/>
+            <wp:cNvGraphicFramePr>
+              <a:graphicFrameLocks xmlns:a="http://schemas.openxmlformats.org/drawingml/2006/main" noChangeAspect="1"/>
+            </wp:cNvGraphicFramePr>
+            <a:graphic xmlns:a="http://schemas.openxmlformats.org/drawingml/2006/main">
+              <a:graphicData uri="http://schemas.openxmlformats.org/drawingml/2006/picture">
+                <pic:pic xmlns:pic="http://schemas.openxmlformats.org/drawingml/2006/picture">
+                  <pic:nvPicPr>
+                    <pic:cNvPr id="0" name="" descr=""/>
+                    <pic:cNvPicPr>
+                      <a:picLocks noChangeAspect="1" noChangeArrowheads="1"/>
+                    </pic:cNvPicPr>
+                  </pic:nvPicPr>
+                  <pic:blipFill>
+                    <a:blip r:embed="rId10" cstate="none"/>
+                    <a:srcRect/>
+                    <a:stretch>
+                      <a:fillRect/>
+                    </a:stretch>
+                  </pic:blipFill>
+                  <pic:spPr bwMode="auto">
+                    <a:xfrm>
+                      <a:off x="0" y="0"/>
+                      <a:ext cx="8191500" cy="3000375"/>
+                    </a:xfrm>
+                    <a:prstGeom prst="rect">
+                      <a:avLst/>
+                    </a:prstGeom>
+                  </pic:spPr>
+                </pic:pic>
+              </a:graphicData>
+            </a:graphic>
+          </wp:inline>
+        </w:drawing>
+      </w:r>
+    </w:p>
+    <w:p>
+      <w:pPr>
+        <w:spacing w:after="120"/>
+        <w:jc w:val="center"/>
+      </w:pPr>
+      <w:r>
+        <w:rPr>
+          <w:rFonts w:ascii="Arial" w:cs="Arial" w:eastAsia="Arial" w:hAnsi="Arial"/>
+          <w:color w:val="7A847E"/>
+          <w:sz w:val="16"/>
+          <w:szCs w:val="16"/>
+        </w:rPr>
+        <w:t xml:space="preserve">Exemplo ilustrativo, dados fictícios. Fonte: avaliação do autor com base em [evidências].</w:t>
+      </w:r>
+    </w:p>
+    <w:tbl>
+      <w:tblPr>
+        <w:tblW w:type="dxa" w:w="14400"/>
+        <w:tblBorders>
+          <w:top w:val="single" w:color="auto" w:sz="4"/>
+          <w:left w:val="single" w:color="auto" w:sz="4"/>
+          <w:bottom w:val="single" w:color="auto" w:sz="4"/>
+          <w:right w:val="single" w:color="auto" w:sz="4"/>
+          <w:insideH w:val="single" w:color="auto" w:sz="4"/>
+          <w:insideV w:val="single" w:color="auto" w:sz="4"/>
+        </w:tblBorders>
+      </w:tblPr>
+      <w:tblGrid>
+        <w:gridCol w:w="2600"/>
+        <w:gridCol w:w="1700"/>
+        <w:gridCol w:w="1700"/>
+        <w:gridCol w:w="8400"/>
+      </w:tblGrid>
+      <w:tr>
+        <w:trPr>
+          <w:tblHeader/>
+        </w:trPr>
+        <w:tc>
+          <w:tcPr>
+            <w:tcW w:type="dxa" w:w="2600"/>
+            <w:tcBorders>
+              <w:top w:val="single" w:color="D5DDD8" w:sz="4"/>
+              <w:left w:val="single" w:color="D5DDD8" w:sz="4"/>
+              <w:bottom w:val="single" w:color="D5DDD8" w:sz="4"/>
+              <w:right w:val="single" w:color="D5DDD8" w:sz="4"/>
+            </w:tcBorders>
+            <w:shd w:fill="EEF6F1" w:color="auto" w:val="clear"/>
+            <w:tcMar>
+              <w:top w:type="dxa" w:w="60"/>
+              <w:left w:type="dxa" w:w="100"/>
+              <w:bottom w:type="dxa" w:w="60"/>
+              <w:right w:type="dxa" w:w="100"/>
+            </w:tcMar>
+          </w:tcPr>
+          <w:p>
+            <w:r>
+              <w:rPr>
+                <w:rFonts w:ascii="Arial" w:cs="Arial" w:eastAsia="Arial" w:hAnsi="Arial"/>
+                <w:b/>
+                <w:bCs/>
+                <w:color w:val="23864F"/>
+                <w:sz w:val="18"/>
+                <w:szCs w:val="18"/>
+              </w:rPr>
+              <w:t xml:space="preserve">Dimensão</w:t>
+            </w:r>
+          </w:p>
+        </w:tc>
+        <w:tc>
+          <w:tcPr>
+            <w:tcW w:type="dxa" w:w="1700"/>
+            <w:tcBorders>
+              <w:top w:val="single" w:color="D5DDD8" w:sz="4"/>
+              <w:left w:val="single" w:color="D5DDD8" w:sz="4"/>
+              <w:bottom w:val="single" w:color="D5DDD8" w:sz="4"/>
+              <w:right w:val="single" w:color="D5DDD8" w:sz="4"/>
+            </w:tcBorders>
+            <w:shd w:fill="EEF6F1" w:color="auto" w:val="clear"/>
+            <w:tcMar>
+              <w:top w:type="dxa" w:w="60"/>
+              <w:left w:type="dxa" w:w="100"/>
+              <w:bottom w:type="dxa" w:w="60"/>
+              <w:right w:type="dxa" w:w="100"/>
+            </w:tcMar>
+          </w:tcPr>
+          <w:p>
+            <w:r>
+              <w:rPr>
+                <w:rFonts w:ascii="Arial" w:cs="Arial" w:eastAsia="Arial" w:hAnsi="Arial"/>
+                <w:b/>
+                <w:bCs/>
+                <w:color w:val="23864F"/>
+                <w:sz w:val="18"/>
+                <w:szCs w:val="18"/>
+              </w:rPr>
+              <w:t xml:space="preserve">B</w:t>
+            </w:r>
+          </w:p>
+        </w:tc>
+        <w:tc>
+          <w:tcPr>
+            <w:tcW w:type="dxa" w:w="1700"/>
+            <w:tcBorders>
+              <w:top w:val="single" w:color="D5DDD8" w:sz="4"/>
+              <w:left w:val="single" w:color="D5DDD8" w:sz="4"/>
+              <w:bottom w:val="single" w:color="D5DDD8" w:sz="4"/>
+              <w:right w:val="single" w:color="D5DDD8" w:sz="4"/>
+            </w:tcBorders>
+            <w:shd w:fill="EEF6F1" w:color="auto" w:val="clear"/>
+            <w:tcMar>
+              <w:top w:type="dxa" w:w="60"/>
+              <w:left w:type="dxa" w:w="100"/>
+              <w:bottom w:type="dxa" w:w="60"/>
+              <w:right w:type="dxa" w:w="100"/>
+            </w:tcMar>
+          </w:tcPr>
+          <w:p>
+            <w:r>
+              <w:rPr>
+                <w:rFonts w:ascii="Arial" w:cs="Arial" w:eastAsia="Arial" w:hAnsi="Arial"/>
+                <w:b/>
+                <w:bCs/>
+                <w:color w:val="23864F"/>
+                <w:sz w:val="18"/>
+                <w:szCs w:val="18"/>
+              </w:rPr>
+              <w:t xml:space="preserve">C</w:t>
+            </w:r>
+          </w:p>
+        </w:tc>
+        <w:tc>
+          <w:tcPr>
+            <w:tcW w:type="dxa" w:w="8400"/>
+            <w:tcBorders>
+              <w:top w:val="single" w:color="D5DDD8" w:sz="4"/>
+              <w:left w:val="single" w:color="D5DDD8" w:sz="4"/>
+              <w:bottom w:val="single" w:color="D5DDD8" w:sz="4"/>
+              <w:right w:val="single" w:color="D5DDD8" w:sz="4"/>
+            </w:tcBorders>
+            <w:shd w:fill="EEF6F1" w:color="auto" w:val="clear"/>
+            <w:tcMar>
+              <w:top w:type="dxa" w:w="60"/>
+              <w:left w:type="dxa" w:w="100"/>
+              <w:bottom w:type="dxa" w:w="60"/>
+              <w:right w:type="dxa" w:w="100"/>
+            </w:tcMar>
+          </w:tcPr>
+          <w:p>
+            <w:r>
+              <w:rPr>
+                <w:rFonts w:ascii="Arial" w:cs="Arial" w:eastAsia="Arial" w:hAnsi="Arial"/>
+                <w:b/>
+                <w:bCs/>
+                <w:color w:val="23864F"/>
+                <w:sz w:val="18"/>
+                <w:szCs w:val="18"/>
+              </w:rPr>
+              <w:t xml:space="preserve">Por que (1 linha)</w:t>
+            </w:r>
+          </w:p>
+        </w:tc>
+      </w:tr>
+      <w:tr>
+        <w:trPr>
+          <w:tblHeader w:val="false"/>
+        </w:trPr>
+        <w:tc>
+          <w:tcPr>
+            <w:tcW w:type="dxa" w:w="2600"/>
+            <w:tcBorders>
+              <w:top w:val="single" w:color="D5DDD8" w:sz="4"/>
+              <w:left w:val="single" w:color="D5DDD8" w:sz="4"/>
+              <w:bottom w:val="single" w:color="D5DDD8" w:sz="4"/>
+              <w:right w:val="single" w:color="D5DDD8" w:sz="4"/>
+            </w:tcBorders>
+            <w:tcMar>
+              <w:top w:type="dxa" w:w="60"/>
+              <w:left w:type="dxa" w:w="100"/>
+              <w:bottom w:type="dxa" w:w="60"/>
+              <w:right w:type="dxa" w:w="100"/>
+            </w:tcMar>
+          </w:tcPr>
+          <w:p>
+            <w:r>
+              <w:rPr>
+                <w:rFonts w:ascii="Arial" w:cs="Arial" w:eastAsia="Arial" w:hAnsi="Arial"/>
+                <w:i w:val="false"/>
+                <w:iCs w:val="false"/>
+                <w:color w:val="4B4B4B"/>
+                <w:sz w:val="18"/>
+                <w:szCs w:val="18"/>
+              </w:rPr>
+              <w:t xml:space="preserve">Ambiental</w:t>
+            </w:r>
+          </w:p>
+        </w:tc>
+        <w:tc>
+          <w:tcPr>
+            <w:tcW w:type="dxa" w:w="1700"/>
+            <w:tcBorders>
+              <w:top w:val="single" w:color="D5DDD8" w:sz="4"/>
+              <w:left w:val="single" w:color="D5DDD8" w:sz="4"/>
+              <w:bottom w:val="single" w:color="D5DDD8" w:sz="4"/>
+              <w:right w:val="single" w:color="D5DDD8" w:sz="4"/>
+            </w:tcBorders>
+            <w:tcMar>
+              <w:top w:type="dxa" w:w="60"/>
+              <w:left w:type="dxa" w:w="100"/>
+              <w:bottom w:type="dxa" w:w="60"/>
+              <w:right w:type="dxa" w:w="100"/>
+            </w:tcMar>
+          </w:tcPr>
+          <w:p>
+            <w:r>
+              <w:rPr>
+                <w:rFonts w:ascii="Arial" w:cs="Arial" w:eastAsia="Arial" w:hAnsi="Arial"/>
+                <w:i/>
+                <w:iCs/>
+                <w:color w:val="7A847E"/>
+                <w:sz w:val="18"/>
+                <w:szCs w:val="18"/>
+              </w:rPr>
+              <w:t xml:space="preserve">[−2 a +2]</w:t>
+            </w:r>
+          </w:p>
+        </w:tc>
+        <w:tc>
+          <w:tcPr>
+            <w:tcW w:type="dxa" w:w="1700"/>
+            <w:tcBorders>
+              <w:top w:val="single" w:color="D5DDD8" w:sz="4"/>
+              <w:left w:val="single" w:color="D5DDD8" w:sz="4"/>
+              <w:bottom w:val="single" w:color="D5DDD8" w:sz="4"/>
+              <w:right w:val="single" w:color="D5DDD8" w:sz="4"/>
+            </w:tcBorders>
+            <w:tcMar>
+              <w:top w:type="dxa" w:w="60"/>
+              <w:left w:type="dxa" w:w="100"/>
+              <w:bottom w:type="dxa" w:w="60"/>
+              <w:right w:type="dxa" w:w="100"/>
+            </w:tcMar>
+          </w:tcPr>
+          <w:p>
+            <w:r>
+              <w:rPr>
+                <w:rFonts w:ascii="Arial" w:cs="Arial" w:eastAsia="Arial" w:hAnsi="Arial"/>
+                <w:i/>
+                <w:iCs/>
+                <w:color w:val="7A847E"/>
+                <w:sz w:val="18"/>
+                <w:szCs w:val="18"/>
+              </w:rPr>
+              <w:t xml:space="preserve">[−2 a +2]</w:t>
+            </w:r>
+          </w:p>
+        </w:tc>
+        <w:tc>
+          <w:tcPr>
+            <w:tcW w:type="dxa" w:w="8400"/>
+            <w:tcBorders>
+              <w:top w:val="single" w:color="D5DDD8" w:sz="4"/>
+              <w:left w:val="single" w:color="D5DDD8" w:sz="4"/>
+              <w:bottom w:val="single" w:color="D5DDD8" w:sz="4"/>
+              <w:right w:val="single" w:color="D5DDD8" w:sz="4"/>
+            </w:tcBorders>
+            <w:tcMar>
+              <w:top w:type="dxa" w:w="60"/>
+              <w:left w:type="dxa" w:w="100"/>
+              <w:bottom w:type="dxa" w:w="60"/>
+              <w:right w:type="dxa" w:w="100"/>
+            </w:tcMar>
+          </w:tcPr>
+          <w:p>
+            <w:r>
+              <w:rPr>
+                <w:rFonts w:ascii="Arial" w:cs="Arial" w:eastAsia="Arial" w:hAnsi="Arial"/>
+                <w:i/>
+                <w:iCs/>
+                <w:color w:val="7A847E"/>
+                <w:sz w:val="18"/>
+                <w:szCs w:val="18"/>
+              </w:rPr>
+              <w:t xml:space="preserve">[Motivo]</w:t>
+            </w:r>
+          </w:p>
+        </w:tc>
+      </w:tr>
+      <w:tr>
+        <w:trPr>
+          <w:tblHeader w:val="false"/>
+        </w:trPr>
+        <w:tc>
+          <w:tcPr>
+            <w:tcW w:type="dxa" w:w="2600"/>
+            <w:tcBorders>
+              <w:top w:val="single" w:color="D5DDD8" w:sz="4"/>
+              <w:left w:val="single" w:color="D5DDD8" w:sz="4"/>
+              <w:bottom w:val="single" w:color="D5DDD8" w:sz="4"/>
+              <w:right w:val="single" w:color="D5DDD8" w:sz="4"/>
+            </w:tcBorders>
+            <w:tcMar>
+              <w:top w:type="dxa" w:w="60"/>
+              <w:left w:type="dxa" w:w="100"/>
+              <w:bottom w:type="dxa" w:w="60"/>
+              <w:right w:type="dxa" w:w="100"/>
+            </w:tcMar>
+          </w:tcPr>
+          <w:p>
+            <w:r>
+              <w:rPr>
+                <w:rFonts w:ascii="Arial" w:cs="Arial" w:eastAsia="Arial" w:hAnsi="Arial"/>
+                <w:i w:val="false"/>
+                <w:iCs w:val="false"/>
+                <w:color w:val="4B4B4B"/>
+                <w:sz w:val="18"/>
+                <w:szCs w:val="18"/>
+              </w:rPr>
+              <w:t xml:space="preserve">Social</w:t>
+            </w:r>
+          </w:p>
+        </w:tc>
+        <w:tc>
+          <w:tcPr>
+            <w:tcW w:type="dxa" w:w="1700"/>
+            <w:tcBorders>
+              <w:top w:val="single" w:color="D5DDD8" w:sz="4"/>
+              <w:left w:val="single" w:color="D5DDD8" w:sz="4"/>
+              <w:bottom w:val="single" w:color="D5DDD8" w:sz="4"/>
+              <w:right w:val="single" w:color="D5DDD8" w:sz="4"/>
+            </w:tcBorders>
+            <w:tcMar>
+              <w:top w:type="dxa" w:w="60"/>
+              <w:left w:type="dxa" w:w="100"/>
+              <w:bottom w:type="dxa" w:w="60"/>
+              <w:right w:type="dxa" w:w="100"/>
+            </w:tcMar>
+          </w:tcPr>
+          <w:p>
+            <w:r>
+              <w:rPr>
+                <w:rFonts w:ascii="Arial" w:cs="Arial" w:eastAsia="Arial" w:hAnsi="Arial"/>
+                <w:i/>
+                <w:iCs/>
+                <w:color w:val="7A847E"/>
+                <w:sz w:val="18"/>
+                <w:szCs w:val="18"/>
+              </w:rPr>
+              <w:t xml:space="preserve">[−2 a +2]</w:t>
+            </w:r>
+          </w:p>
+        </w:tc>
+        <w:tc>
+          <w:tcPr>
+            <w:tcW w:type="dxa" w:w="1700"/>
+            <w:tcBorders>
+              <w:top w:val="single" w:color="D5DDD8" w:sz="4"/>
+              <w:left w:val="single" w:color="D5DDD8" w:sz="4"/>
+              <w:bottom w:val="single" w:color="D5DDD8" w:sz="4"/>
+              <w:right w:val="single" w:color="D5DDD8" w:sz="4"/>
+            </w:tcBorders>
+            <w:tcMar>
+              <w:top w:type="dxa" w:w="60"/>
+              <w:left w:type="dxa" w:w="100"/>
+              <w:bottom w:type="dxa" w:w="60"/>
+              <w:right w:type="dxa" w:w="100"/>
+            </w:tcMar>
+          </w:tcPr>
+          <w:p>
+            <w:r>
+              <w:rPr>
+                <w:rFonts w:ascii="Arial" w:cs="Arial" w:eastAsia="Arial" w:hAnsi="Arial"/>
+                <w:i/>
+                <w:iCs/>
+                <w:color w:val="7A847E"/>
+                <w:sz w:val="18"/>
+                <w:szCs w:val="18"/>
+              </w:rPr>
+              <w:t xml:space="preserve">[−2 a +2]</w:t>
+            </w:r>
+          </w:p>
+        </w:tc>
+        <w:tc>
+          <w:tcPr>
+            <w:tcW w:type="dxa" w:w="8400"/>
+            <w:tcBorders>
+              <w:top w:val="single" w:color="D5DDD8" w:sz="4"/>
+              <w:left w:val="single" w:color="D5DDD8" w:sz="4"/>
+              <w:bottom w:val="single" w:color="D5DDD8" w:sz="4"/>
+              <w:right w:val="single" w:color="D5DDD8" w:sz="4"/>
+            </w:tcBorders>
+            <w:tcMar>
+              <w:top w:type="dxa" w:w="60"/>
+              <w:left w:type="dxa" w:w="100"/>
+              <w:bottom w:type="dxa" w:w="60"/>
+              <w:right w:type="dxa" w:w="100"/>
+            </w:tcMar>
+          </w:tcPr>
+          <w:p>
+            <w:r>
+              <w:rPr>
+                <w:rFonts w:ascii="Arial" w:cs="Arial" w:eastAsia="Arial" w:hAnsi="Arial"/>
+                <w:i/>
+                <w:iCs/>
+                <w:color w:val="7A847E"/>
+                <w:sz w:val="18"/>
+                <w:szCs w:val="18"/>
+              </w:rPr>
+              <w:t xml:space="preserve">[Motivo]</w:t>
+            </w:r>
+          </w:p>
+        </w:tc>
+      </w:tr>
+      <w:tr>
+        <w:trPr>
+          <w:tblHeader w:val="false"/>
+        </w:trPr>
+        <w:tc>
+          <w:tcPr>
+            <w:tcW w:type="dxa" w:w="2600"/>
+            <w:tcBorders>
+              <w:top w:val="single" w:color="D5DDD8" w:sz="4"/>
+              <w:left w:val="single" w:color="D5DDD8" w:sz="4"/>
+              <w:bottom w:val="single" w:color="D5DDD8" w:sz="4"/>
+              <w:right w:val="single" w:color="D5DDD8" w:sz="4"/>
+            </w:tcBorders>
+            <w:tcMar>
+              <w:top w:type="dxa" w:w="60"/>
+              <w:left w:type="dxa" w:w="100"/>
+              <w:bottom w:type="dxa" w:w="60"/>
+              <w:right w:type="dxa" w:w="100"/>
+            </w:tcMar>
+          </w:tcPr>
+          <w:p>
+            <w:r>
+              <w:rPr>
+                <w:rFonts w:ascii="Arial" w:cs="Arial" w:eastAsia="Arial" w:hAnsi="Arial"/>
+                <w:i w:val="false"/>
+                <w:iCs w:val="false"/>
+                <w:color w:val="4B4B4B"/>
+                <w:sz w:val="18"/>
+                <w:szCs w:val="18"/>
+              </w:rPr>
+              <w:t xml:space="preserve">Econômica</w:t>
+            </w:r>
+          </w:p>
+        </w:tc>
+        <w:tc>
+          <w:tcPr>
+            <w:tcW w:type="dxa" w:w="1700"/>
+            <w:tcBorders>
+              <w:top w:val="single" w:color="D5DDD8" w:sz="4"/>
+              <w:left w:val="single" w:color="D5DDD8" w:sz="4"/>
+              <w:bottom w:val="single" w:color="D5DDD8" w:sz="4"/>
+              <w:right w:val="single" w:color="D5DDD8" w:sz="4"/>
+            </w:tcBorders>
+            <w:tcMar>
+              <w:top w:type="dxa" w:w="60"/>
+              <w:left w:type="dxa" w:w="100"/>
+              <w:bottom w:type="dxa" w:w="60"/>
+              <w:right w:type="dxa" w:w="100"/>
+            </w:tcMar>
+          </w:tcPr>
+          <w:p>
+            <w:r>
+              <w:rPr>
+                <w:rFonts w:ascii="Arial" w:cs="Arial" w:eastAsia="Arial" w:hAnsi="Arial"/>
+                <w:i/>
+                <w:iCs/>
+                <w:color w:val="7A847E"/>
+                <w:sz w:val="18"/>
+                <w:szCs w:val="18"/>
+              </w:rPr>
+              <w:t xml:space="preserve">[−2 a +2]</w:t>
+            </w:r>
+          </w:p>
+        </w:tc>
+        <w:tc>
+          <w:tcPr>
+            <w:tcW w:type="dxa" w:w="1700"/>
+            <w:tcBorders>
+              <w:top w:val="single" w:color="D5DDD8" w:sz="4"/>
+              <w:left w:val="single" w:color="D5DDD8" w:sz="4"/>
+              <w:bottom w:val="single" w:color="D5DDD8" w:sz="4"/>
+              <w:right w:val="single" w:color="D5DDD8" w:sz="4"/>
+            </w:tcBorders>
+            <w:tcMar>
+              <w:top w:type="dxa" w:w="60"/>
+              <w:left w:type="dxa" w:w="100"/>
+              <w:bottom w:type="dxa" w:w="60"/>
+              <w:right w:type="dxa" w:w="100"/>
+            </w:tcMar>
+          </w:tcPr>
+          <w:p>
+            <w:r>
+              <w:rPr>
+                <w:rFonts w:ascii="Arial" w:cs="Arial" w:eastAsia="Arial" w:hAnsi="Arial"/>
+                <w:i/>
+                <w:iCs/>
+                <w:color w:val="7A847E"/>
+                <w:sz w:val="18"/>
+                <w:szCs w:val="18"/>
+              </w:rPr>
+              <w:t xml:space="preserve">[−2 a +2]</w:t>
+            </w:r>
+          </w:p>
+        </w:tc>
+        <w:tc>
+          <w:tcPr>
+            <w:tcW w:type="dxa" w:w="8400"/>
+            <w:tcBorders>
+              <w:top w:val="single" w:color="D5DDD8" w:sz="4"/>
+              <w:left w:val="single" w:color="D5DDD8" w:sz="4"/>
+              <w:bottom w:val="single" w:color="D5DDD8" w:sz="4"/>
+              <w:right w:val="single" w:color="D5DDD8" w:sz="4"/>
+            </w:tcBorders>
+            <w:tcMar>
+              <w:top w:type="dxa" w:w="60"/>
+              <w:left w:type="dxa" w:w="100"/>
+              <w:bottom w:type="dxa" w:w="60"/>
+              <w:right w:type="dxa" w:w="100"/>
+            </w:tcMar>
+          </w:tcPr>
+          <w:p>
+            <w:r>
+              <w:rPr>
+                <w:rFonts w:ascii="Arial" w:cs="Arial" w:eastAsia="Arial" w:hAnsi="Arial"/>
+                <w:i/>
+                <w:iCs/>
+                <w:color w:val="7A847E"/>
+                <w:sz w:val="18"/>
+                <w:szCs w:val="18"/>
+              </w:rPr>
+              <w:t xml:space="preserve">[Motivo]</w:t>
+            </w:r>
+          </w:p>
+        </w:tc>
+      </w:tr>
+      <w:tr>
+        <w:trPr>
+          <w:tblHeader w:val="false"/>
+        </w:trPr>
+        <w:tc>
+          <w:tcPr>
+            <w:tcW w:type="dxa" w:w="2600"/>
+            <w:tcBorders>
+              <w:top w:val="single" w:color="D5DDD8" w:sz="4"/>
+              <w:left w:val="single" w:color="D5DDD8" w:sz="4"/>
+              <w:bottom w:val="single" w:color="D5DDD8" w:sz="4"/>
+              <w:right w:val="single" w:color="D5DDD8" w:sz="4"/>
+            </w:tcBorders>
+            <w:tcMar>
+              <w:top w:type="dxa" w:w="60"/>
+              <w:left w:type="dxa" w:w="100"/>
+              <w:bottom w:type="dxa" w:w="60"/>
+              <w:right w:type="dxa" w:w="100"/>
+            </w:tcMar>
+          </w:tcPr>
+          <w:p>
+            <w:r>
+              <w:rPr>
+                <w:rFonts w:ascii="Arial" w:cs="Arial" w:eastAsia="Arial" w:hAnsi="Arial"/>
+                <w:i w:val="false"/>
+                <w:iCs w:val="false"/>
+                <w:color w:val="4B4B4B"/>
+                <w:sz w:val="18"/>
+                <w:szCs w:val="18"/>
+              </w:rPr>
+              <w:t xml:space="preserve">Institucional e fiscal</w:t>
+            </w:r>
+          </w:p>
+        </w:tc>
+        <w:tc>
+          <w:tcPr>
+            <w:tcW w:type="dxa" w:w="1700"/>
+            <w:tcBorders>
+              <w:top w:val="single" w:color="D5DDD8" w:sz="4"/>
+              <w:left w:val="single" w:color="D5DDD8" w:sz="4"/>
+              <w:bottom w:val="single" w:color="D5DDD8" w:sz="4"/>
+              <w:right w:val="single" w:color="D5DDD8" w:sz="4"/>
+            </w:tcBorders>
+            <w:tcMar>
+              <w:top w:type="dxa" w:w="60"/>
+              <w:left w:type="dxa" w:w="100"/>
+              <w:bottom w:type="dxa" w:w="60"/>
+              <w:right w:type="dxa" w:w="100"/>
+            </w:tcMar>
+          </w:tcPr>
+          <w:p>
+            <w:r>
+              <w:rPr>
+                <w:rFonts w:ascii="Arial" w:cs="Arial" w:eastAsia="Arial" w:hAnsi="Arial"/>
+                <w:i/>
+                <w:iCs/>
+                <w:color w:val="7A847E"/>
+                <w:sz w:val="18"/>
+                <w:szCs w:val="18"/>
+              </w:rPr>
+              <w:t xml:space="preserve">[−2 a +2]</w:t>
+            </w:r>
+          </w:p>
+        </w:tc>
+        <w:tc>
+          <w:tcPr>
+            <w:tcW w:type="dxa" w:w="1700"/>
+            <w:tcBorders>
+              <w:top w:val="single" w:color="D5DDD8" w:sz="4"/>
+              <w:left w:val="single" w:color="D5DDD8" w:sz="4"/>
+              <w:bottom w:val="single" w:color="D5DDD8" w:sz="4"/>
+              <w:right w:val="single" w:color="D5DDD8" w:sz="4"/>
+            </w:tcBorders>
+            <w:tcMar>
+              <w:top w:type="dxa" w:w="60"/>
+              <w:left w:type="dxa" w:w="100"/>
+              <w:bottom w:type="dxa" w:w="60"/>
+              <w:right w:type="dxa" w:w="100"/>
+            </w:tcMar>
+          </w:tcPr>
+          <w:p>
+            <w:r>
+              <w:rPr>
+                <w:rFonts w:ascii="Arial" w:cs="Arial" w:eastAsia="Arial" w:hAnsi="Arial"/>
+                <w:i/>
+                <w:iCs/>
+                <w:color w:val="7A847E"/>
+                <w:sz w:val="18"/>
+                <w:szCs w:val="18"/>
+              </w:rPr>
+              <w:t xml:space="preserve">[−2 a +2]</w:t>
+            </w:r>
+          </w:p>
+        </w:tc>
+        <w:tc>
+          <w:tcPr>
+            <w:tcW w:type="dxa" w:w="8400"/>
+            <w:tcBorders>
+              <w:top w:val="single" w:color="D5DDD8" w:sz="4"/>
+              <w:left w:val="single" w:color="D5DDD8" w:sz="4"/>
+              <w:bottom w:val="single" w:color="D5DDD8" w:sz="4"/>
+              <w:right w:val="single" w:color="D5DDD8" w:sz="4"/>
+            </w:tcBorders>
+            <w:tcMar>
+              <w:top w:type="dxa" w:w="60"/>
+              <w:left w:type="dxa" w:w="100"/>
+              <w:bottom w:type="dxa" w:w="60"/>
+              <w:right w:type="dxa" w:w="100"/>
+            </w:tcMar>
+          </w:tcPr>
+          <w:p>
+            <w:r>
+              <w:rPr>
+                <w:rFonts w:ascii="Arial" w:cs="Arial" w:eastAsia="Arial" w:hAnsi="Arial"/>
+                <w:i/>
+                <w:iCs/>
+                <w:color w:val="7A847E"/>
+                <w:sz w:val="18"/>
+                <w:szCs w:val="18"/>
+              </w:rPr>
+              <w:t xml:space="preserve">[Motivo]</w:t>
+            </w:r>
+          </w:p>
+        </w:tc>
+      </w:tr>
+    </w:tbl>
+    <w:p>
+      <w:pPr>
+        <w:pStyle w:val="Heading2"/>
+        <w:spacing w:after="40" w:before="120"/>
+      </w:pPr>
+      <w:r>
+        <w:rPr>
+          <w:rFonts w:ascii="Arial" w:cs="Arial" w:eastAsia="Arial" w:hAnsi="Arial"/>
+          <w:b/>
+          <w:bCs/>
+          <w:color w:val="4B4B4B"/>
+          <w:sz w:val="21"/>
+          <w:szCs w:val="21"/>
+        </w:rPr>
+        <w:t xml:space="preserve">Síntese da comparação</w:t>
+      </w:r>
+    </w:p>
+    <w:p>
+      <w:pPr>
+        <w:spacing w:after="60"/>
+      </w:pPr>
+      <w:r>
+        <w:rPr>
+          <w:rFonts w:ascii="Arial" w:cs="Arial" w:eastAsia="Arial" w:hAnsi="Arial"/>
+          <w:i/>
+          <w:iCs/>
+          <w:color w:val="7A847E"/>
+          <w:sz w:val="18"/>
+          <w:szCs w:val="18"/>
+        </w:rPr>
+        <w:t xml:space="preserve">Até 3 linhas: qual cenário entrega mais proteção com menor custo, e o que a comparação muda na conclusão da nota técnica (parte 11).</w:t>
+      </w:r>
+    </w:p>
+    <w:p>
+      <w:pPr>
+        <w:spacing w:after="80" w:line="276"/>
+      </w:pPr>
+      <w:r>
+        <w:rPr>
+          <w:rFonts w:ascii="Arial" w:cs="Arial" w:eastAsia="Arial" w:hAnsi="Arial"/>
+          <w:color w:val="4B4B4B"/>
+          <w:sz w:val="21"/>
+          <w:szCs w:val="21"/>
+        </w:rPr>
+        <w:t xml:space="preserve">[Escreva aqui]</w:t>
+      </w:r>
+    </w:p>
     <w:p>
       <w:pPr>
         <w:pStyle w:val="Heading1"/>
@@ -1218,6 +3892,25 @@
           <w:szCs w:val="21"/>
         </w:rPr>
         <w:t xml:space="preserve">Texto proposto: [endereço oficial da versão analisada, data]</w:t>
+      </w:r>
+    </w:p>
+    <w:p>
+      <w:pPr>
+        <w:pStyle w:val="ListParagraph"/>
+        <w:numPr>
+          <w:ilvl w:val="0"/>
+          <w:numId w:val="2"/>
+        </w:numPr>
+        <w:spacing w:after="40"/>
+      </w:pPr>
+      <w:r>
+        <w:rPr>
+          <w:rFonts w:ascii="Arial" w:cs="Arial" w:eastAsia="Arial" w:hAnsi="Arial"/>
+          <w:color w:val="4B4B4B"/>
+          <w:sz w:val="21"/>
+          <w:szCs w:val="21"/>
+        </w:rPr>
+        <w:t xml:space="preserve">Dados das partes B e C: [fonte, ano e premissas de cada série]</w:t>
       </w:r>
     </w:p>
     <w:p>

--- a/docs/modelos/modelo-quadro-comparativo.docx
+++ b/docs/modelos/modelo-quadro-comparativo.docx
@@ -47,7 +47,7 @@
           <w:sz w:val="18"/>
           <w:szCs w:val="18"/>
         </w:rPr>
-        <w:t xml:space="preserve">Três partes, sempre nesta ordem: A. cotejo literal dos textos (sem comentário); B. testagem das hipóteses da nota técnica (parte 6); C. comparação de potencialidades entre os cenários, com gráficos. Os números vêm da planilha de hipóteses e gráficos. O pé de cada página fica livre para o carimbo do sistema (identificação, link permanente e QR). Apague as orientações em cinza ao preencher.</w:t>
+        <w:t xml:space="preserve">Três partes, sempre nesta ordem: A. cotejo literal dos textos (sem comentário); B. testagem das hipóteses do parecer técnico (parte 6); C. comparação de potencialidades entre os cenários, com gráficos. Os números vêm da planilha de hipóteses e gráficos. O pé de cada página fica livre para o carimbo do sistema (identificação, link permanente e QR). Apague as orientações em cinza ao preencher.</w:t>
       </w:r>
     </w:p>
     <w:tbl>
@@ -337,7 +337,7 @@
                 <w:sz w:val="18"/>
                 <w:szCs w:val="18"/>
               </w:rPr>
-              <w:t xml:space="preserve">Nota técnica nº [__]/[ANO] · versão [__] · [autor]</w:t>
+              <w:t xml:space="preserve">Parecer técnico nº [__]/[ANO] · versão [__] · [autor]</w:t>
             </w:r>
           </w:p>
         </w:tc>
@@ -445,7 +445,7 @@
           <w:sz w:val="18"/>
           <w:szCs w:val="18"/>
         </w:rPr>
-        <w:t xml:space="preserve">Só transcrição: as colunas reproduzem as fontes oficiais, sem comentário. A leitura do cotejo está na nota técnica (parte 4) e no site.</w:t>
+        <w:t xml:space="preserve">Só transcrição: as colunas reproduzem as fontes oficiais, sem comentário. A leitura do cotejo está no parecer técnico (parte 4) e no resumo prévio do site.</w:t>
       </w:r>
     </w:p>
     <w:tbl>
@@ -1219,7 +1219,7 @@
           <w:sz w:val="18"/>
           <w:szCs w:val="18"/>
         </w:rPr>
-        <w:t xml:space="preserve">Uma linha por hipótese da nota técnica (parte 6), com o limiar fixado antes de ver o resultado. A planilha sugere o resultado pelo critério; o resultado que vale é o do autor.</w:t>
+        <w:t xml:space="preserve">Uma linha por hipótese do parecer técnico (parte 6), com o limiar fixado antes de ver o resultado. A planilha sugere o resultado pelo critério; o resultado que vale é o do autor.</w:t>
       </w:r>
     </w:p>
     <w:tbl>
@@ -1557,7 +1557,7 @@
                 <w:sz w:val="18"/>
                 <w:szCs w:val="18"/>
               </w:rPr>
-              <w:t xml:space="preserve">[Como na nota técnica]</w:t>
+              <w:t xml:space="preserve">[Como no parecer técnico]</w:t>
             </w:r>
           </w:p>
         </w:tc>
@@ -2072,7 +2072,7 @@
           <w:sz w:val="18"/>
           <w:szCs w:val="18"/>
         </w:rPr>
-        <w:t xml:space="preserve">Os três cenários da nota técnica (parte 8), no mesmo indicador e no mesmo horizonte. Cores fixas: A azul, B laranja, C verde-água. Abaixo de cada gráfico, a fonte e o ano dos dados. Os gráficos abaixo são exemplos com dados fictícios: substitua pelos da planilha.</w:t>
+        <w:t xml:space="preserve">Os três cenários do parecer técnico (parte 8), no mesmo indicador e no mesmo horizonte. Cores fixas: A azul, B laranja, C verde-água. Abaixo de cada gráfico, a fonte e o ano dos dados. Os gráficos abaixo são exemplos com dados fictícios: substitua pelos da planilha.</w:t>
       </w:r>
     </w:p>
     <w:p>
@@ -3077,7 +3077,7 @@
           <w:sz w:val="18"/>
           <w:szCs w:val="18"/>
         </w:rPr>
-        <w:t xml:space="preserve">Escala de −2 (piora muito) a +2 (melhora muito), sempre em relação à referência (A). Dimensões fixas: ambiental, social, econômica, institucional e fiscal, as mesmas da nota técnica (parte 7).</w:t>
+        <w:t xml:space="preserve">Escala de −2 (piora muito) a +2 (melhora muito), sempre em relação à referência (A). Dimensões fixas: ambiental, social, econômica, institucional e fiscal, as mesmas do parecer técnico (parte 7).</w:t>
       </w:r>
     </w:p>
     <w:p>
@@ -3819,7 +3819,7 @@
           <w:sz w:val="18"/>
           <w:szCs w:val="18"/>
         </w:rPr>
-        <w:t xml:space="preserve">Até 3 linhas: qual cenário entrega mais proteção com menor custo, e o que a comparação muda na conclusão da nota técnica (parte 11).</w:t>
+        <w:t xml:space="preserve">Até 3 linhas: qual cenário entrega mais proteção com menor custo, e o que a comparação muda na conclusão do parecer técnico (parte 11).</w:t>
       </w:r>
     </w:p>
     <w:p>
